--- a/spa/docx/44.content.docx
+++ b/spa/docx/44.content.docx
@@ -319,7 +319,7 @@
         <w:rPr>
           <w:lang w:val="es_ES" w:bidi="es_ES"/>
         </w:rPr>
-        <w:t xml:space="preserve"> Los que estaban reunidos con Jesús le preguntaron:—Señor, ¿vas a restaurar ahora el reino de Israel?</w:t>
+        <w:t xml:space="preserve"> Los que estaban reunidos con Jesús le preguntaron: —Señor, ¿vas a restaurar ahora el reino de Israel?</w:t>
       </w:r>
     </w:p>
     <w:p>
@@ -340,7 +340,7 @@
         <w:rPr>
           <w:lang w:val="es_ES" w:bidi="es_ES"/>
         </w:rPr>
-        <w:t xml:space="preserve"> Él les contestó:—No les corresponde a ustedes conocer las fechas ni los detalles que el Padre ha fijado con su propia autoridad.</w:t>
+        <w:t xml:space="preserve"> Él les contestó: —No les corresponde a ustedes conocer las fechas ni los detalles que el Padre ha fijado con su propia autoridad.</w:t>
       </w:r>
     </w:p>
     <w:p>
@@ -424,7 +424,7 @@
         <w:rPr>
           <w:lang w:val="es_ES" w:bidi="es_ES"/>
         </w:rPr>
-        <w:t xml:space="preserve"> Les dijeron:—Galileos, ¿por qué están mirando al cielo? Este mismo Jesús, que ha sido llevado de entre ustedes al cielo, volverá de la misma manera que lo han visto irse.</w:t>
+        <w:t xml:space="preserve"> Les dijeron: —Galileos, ¿por qué están mirando al cielo? Este mismo Jesús, que ha sido llevado de entre ustedes al cielo, volverá de la misma manera que lo han visto irse.</w:t>
       </w:r>
     </w:p>
     <w:p>
@@ -445,22 +445,22 @@
         <w:rPr>
           <w:lang w:val="es_ES" w:bidi="es_ES"/>
         </w:rPr>
-        <w:t xml:space="preserve"> Entonces regresaron a Jerusalén desde el monte de los Olivos, que está a casi 1 kilómetro de la ciudad. Es la distancia que se permitía caminar en sábado.</w:t>
-      </w:r>
-    </w:p>
-    <w:p>
-      <w:pPr/>
-      <w:r>
-        <w:rPr>
-          <w:lang w:val="es_ES" w:bidi="es_ES"/>
-        </w:rPr>
-      </w:r>
-      <w:r>
-        <w:rPr>
-          <w:vertAlign w:val="superscript"/>
-          <w:lang w:val="es_ES" w:bidi="es_ES"/>
-        </w:rPr>
-        <w:t>14</w:t>
+        <w:t xml:space="preserve"> Entonces regresaron a Jerusalén desde el monte de los Olivos, que está a casi 1 kilómetro de la ciudad. Es la distancia que se permitía caminar en día de reposo.</w:t>
+      </w:r>
+    </w:p>
+    <w:p>
+      <w:pPr/>
+      <w:r>
+        <w:rPr>
+          <w:lang w:val="es_ES" w:bidi="es_ES"/>
+        </w:rPr>
+      </w:r>
+      <w:r>
+        <w:rPr>
+          <w:vertAlign w:val="superscript"/>
+          <w:lang w:val="es_ES" w:bidi="es_ES"/>
+        </w:rPr>
+        <w:t>13-14</w:t>
       </w:r>
       <w:r>
         <w:rPr>
@@ -571,7 +571,7 @@
         <w:rPr>
           <w:lang w:val="es_ES" w:bidi="es_ES"/>
         </w:rPr>
-        <w:t xml:space="preserve"> Todos los habitantes de Jerusalén se enteraron de esto, y por eso llamaron a ese campo Acéldama, que en su idioma significa «campo de sangre».</w:t>
+        <w:t xml:space="preserve"> Todos los habitantes de Jerusalén se enteraron de esto, y por eso llamaron a ese campo Acéldama, que en su idioma quiere decir “campo de sangre”.</w:t>
       </w:r>
     </w:p>
     <w:p>
@@ -592,7 +592,7 @@
         <w:rPr>
           <w:lang w:val="es_ES" w:bidi="es_ES"/>
         </w:rPr>
-        <w:t xml:space="preserve"> Pedro continuó hablando:—El libro de los Salmos lo había predicho así: "Que sus hogares queden desolados". Y también dice: "Que otro ocupe su lugar".</w:t>
+        <w:t xml:space="preserve"> Pedro continuó hablando: —El libro de Salmos lo había predicho así: “Que sus hogares queden desolados”. Y también dice: “Que otro ocupe su lugar”.</w:t>
       </w:r>
     </w:p>
     <w:p>
@@ -839,7 +839,7 @@
         <w:rPr>
           <w:lang w:val="es_ES" w:bidi="es_ES"/>
         </w:rPr>
-        <w:t xml:space="preserve"> En ese tiempo había en Jerusalén judíos piadosos que habían venido de todas las naciones.</w:t>
+        <w:t xml:space="preserve"> En ese tiempo había en Jerusalén judíos comprometidos y entregados que habían venido de todas las naciones.</w:t>
       </w:r>
     </w:p>
     <w:p>
@@ -875,7 +875,7 @@
           <w:vertAlign w:val="superscript"/>
           <w:lang w:val="es_ES" w:bidi="es_ES"/>
         </w:rPr>
-        <w:t>8</w:t>
+        <w:t>7-8</w:t>
       </w:r>
       <w:r>
         <w:rPr>
@@ -965,7 +965,7 @@
         <w:rPr>
           <w:lang w:val="es_ES" w:bidi="es_ES"/>
         </w:rPr>
-        <w:t xml:space="preserve"> Todos estaban asombrados y perplejos, y se preguntaban unos a otros:—¿Qué significa esto?</w:t>
+        <w:t xml:space="preserve"> Todos estaban asombrados y perplejos, y se preguntaban unos a otros: —¿Qué significa esto?</w:t>
       </w:r>
     </w:p>
     <w:p>
@@ -986,7 +986,7 @@
         <w:rPr>
           <w:lang w:val="es_ES" w:bidi="es_ES"/>
         </w:rPr>
-        <w:t xml:space="preserve"> Otros, en cambio, se burlaban diciendo:—Están borrachos.</w:t>
+        <w:t xml:space="preserve"> Otros, en cambio, se burlaban diciendo: —Están borrachos.</w:t>
       </w:r>
     </w:p>
     <w:p>
@@ -1007,7 +1007,7 @@
         <w:rPr>
           <w:lang w:val="es_ES" w:bidi="es_ES"/>
         </w:rPr>
-        <w:t xml:space="preserve"> Entonces Pedro se puso de pie con los 11 apóstoles y alzó la voz:—¡Escúchenme bien, judíos y habitantes de Jerusalén!</w:t>
+        <w:t xml:space="preserve"> Entonces Pedro se puso de pie con los 11 apóstoles y alzó la voz: —¡Escúchenme bien, judíos y habitantes de Jerusalén!</w:t>
       </w:r>
     </w:p>
     <w:p>
@@ -1154,7 +1154,7 @@
         <w:rPr>
           <w:lang w:val="es_ES" w:bidi="es_ES"/>
         </w:rPr>
-        <w:t xml:space="preserve"> Todo el que invoque el nombre del Señor será salvo".</w:t>
+        <w:t xml:space="preserve"> Todo el que invoque el nombre del Señor será salvo”.</w:t>
       </w:r>
     </w:p>
     <w:p>
@@ -1175,7 +1175,7 @@
         <w:rPr>
           <w:lang w:val="es_ES" w:bidi="es_ES"/>
         </w:rPr>
-        <w:t xml:space="preserve"> »Israelitas, escuchen esto. Jesús de Nazaret fue un hombre confirmado por Dios ante ustedes con milagros, prodigios y señales. Dios los hizo entre ustedes por medio de él, como ustedes mismos saben.</w:t>
+        <w:t xml:space="preserve"> »Israelitas, escuchen esto. Jesús de Nazaret fue un hombre confirmado por Dios ante ustedes con milagros, prodigios y señales. Dios hizo estas maravillas entre ustedes por medio de él, como ustedes mismos saben.</w:t>
       </w:r>
     </w:p>
     <w:p>
@@ -1238,7 +1238,7 @@
         <w:rPr>
           <w:lang w:val="es_ES" w:bidi="es_ES"/>
         </w:rPr>
-        <w:t xml:space="preserve"> David dijo esto acerca de él:Siempre tengo conmigo al Señor;si lo tengo a mi derecha, nada me hará caer.</w:t>
+        <w:t xml:space="preserve"> David dijo esto acerca de él: Siempre tengo conmigo al Señor; si lo tengo a mi derecha, nada me hará caer.</w:t>
       </w:r>
     </w:p>
     <w:p>
@@ -1259,7 +1259,7 @@
         <w:rPr>
           <w:lang w:val="es_ES" w:bidi="es_ES"/>
         </w:rPr>
-        <w:t xml:space="preserve"> Por eso mi corazón se alegra y mi ser se regocija;mi cuerpo también descansa seguro,</w:t>
+        <w:t xml:space="preserve"> Por eso mi corazón se alegra y mi ser se regocija; mi cuerpo también descansa seguro,</w:t>
       </w:r>
     </w:p>
     <w:p>
@@ -1280,7 +1280,7 @@
         <w:rPr>
           <w:lang w:val="es_ES" w:bidi="es_ES"/>
         </w:rPr>
-        <w:t xml:space="preserve"> porque no me abandonarás en el dominio de los muertos;no permitirás que tu amado se pudra en la tumba.</w:t>
+        <w:t xml:space="preserve"> porque no me abandonarás en el dominio de los muertos; no permitirás que tu amado se pudra en la tumba.</w:t>
       </w:r>
     </w:p>
     <w:p>
@@ -1301,7 +1301,7 @@
         <w:rPr>
           <w:lang w:val="es_ES" w:bidi="es_ES"/>
         </w:rPr>
-        <w:t xml:space="preserve"> Me has mostrado el camino de la vida;en tu presencia hay plenitud de gozo,en tu mano derecha hay deleites eternos.</w:t>
+        <w:t xml:space="preserve"> Me has mostrado el camino de la vida; en tu presencia hay plenitud de gozo, en tu mano derecha hay deleites eternos.</w:t>
       </w:r>
     </w:p>
     <w:p>
@@ -1427,7 +1427,7 @@
         <w:rPr>
           <w:lang w:val="es_ES" w:bidi="es_ES"/>
         </w:rPr>
-        <w:t xml:space="preserve"> David nunca subió al cielo. Sin embargo, dijo: "Así dijo el Señor a mi Señor: 'Siéntate a mi derecha</w:t>
+        <w:t xml:space="preserve"> David nunca subió al cielo. Sin embargo, dijo: “Así dijo el Señor a mi Señor: Siéntate a mi derecha</w:t>
       </w:r>
     </w:p>
     <w:p>
@@ -1448,7 +1448,7 @@
         <w:rPr>
           <w:lang w:val="es_ES" w:bidi="es_ES"/>
         </w:rPr>
-        <w:t xml:space="preserve"> hasta que ponga a tus enemigos bajo tus pies'".</w:t>
+        <w:t xml:space="preserve"> hasta que ponga a tus enemigos bajo tus pies”.</w:t>
       </w:r>
     </w:p>
     <w:p>
@@ -1490,7 +1490,7 @@
         <w:rPr>
           <w:lang w:val="es_ES" w:bidi="es_ES"/>
         </w:rPr>
-        <w:t xml:space="preserve"> Cuando oyeron esto, se sintieron profundamente conmovidos y les dijeron a Pedro y a los demás apóstoles:—Hermanos, ¿qué debemos hacer?</w:t>
+        <w:t xml:space="preserve"> Cuando oyeron esto, se sintieron profundamente conmovidos y les dijeron a Pedro y a los demás apóstoles: —Hermanos, ¿qué debemos hacer?</w:t>
       </w:r>
     </w:p>
     <w:p>
@@ -1511,7 +1511,7 @@
         <w:rPr>
           <w:lang w:val="es_ES" w:bidi="es_ES"/>
         </w:rPr>
-        <w:t xml:space="preserve"> Pedro les respondió:—Arrepiéntanse y bautícense en el nombre de Jesucristo para el perdón de sus pecados. Entonces recibirán el don del Espíritu Santo.</w:t>
+        <w:t xml:space="preserve"> Pedro les respondió: —Arrepiéntanse y bautícense en el nombre de Jesucristo para el perdón de sus pecados. Entonces recibirán el don del Espíritu Santo.</w:t>
       </w:r>
     </w:p>
     <w:p>
@@ -1553,7 +1553,7 @@
         <w:rPr>
           <w:lang w:val="es_ES" w:bidi="es_ES"/>
         </w:rPr>
-        <w:t xml:space="preserve"> Con muchas otras palabras, Pedro les exhortaba y les decía:—Sálvense de esta generación perversa.</w:t>
+        <w:t xml:space="preserve"> Con muchas otras palabras, Pedro les exhortaba y les decía: —Sálvense de esta generación perversa.</w:t>
       </w:r>
     </w:p>
     <w:p>
@@ -1800,7 +1800,7 @@
         <w:rPr>
           <w:lang w:val="es_ES" w:bidi="es_ES"/>
         </w:rPr>
-        <w:t xml:space="preserve"> Pedro y Juan lo miraron fijamente, y Pedro le dijo:—¡Míranos!</w:t>
+        <w:t xml:space="preserve"> Pedro y Juan lo miraron fijamente, y Pedro le dijo: —¡Míranos!</w:t>
       </w:r>
     </w:p>
     <w:p>
@@ -1947,7 +1947,7 @@
         <w:rPr>
           <w:lang w:val="es_ES" w:bidi="es_ES"/>
         </w:rPr>
-        <w:t xml:space="preserve"> El hombre estaba aferrado a Pedro y a Juan, y todos fueron corriendo al pórtico de Salomón a verlos. Estaban asombrados.</w:t>
+        <w:t xml:space="preserve"> El hombre estaba aferrado a Pedro y a Juan, y todos fueron corriendo al pórtico de Salomón a verlos. Estaban maravillados.</w:t>
       </w:r>
     </w:p>
     <w:p>
@@ -1968,7 +1968,7 @@
         <w:rPr>
           <w:lang w:val="es_ES" w:bidi="es_ES"/>
         </w:rPr>
-        <w:t xml:space="preserve"> Al ver esto, Pedro se dirigió a la gente:—Pueblo de Israel, ¿por qué se asombran de esto? ¿Por qué nos miran como si hubiéramos hecho caminar a este hombre con nuestro propio poder o piedad?</w:t>
+        <w:t xml:space="preserve"> Al ver esto, Pedro se dirigió a la gente: —Pueblo de Israel, ¿por qué se asombran de esto? ¿Por qué nos miran como si hubiéramos hecho caminar a este hombre con nuestro propio poder o piedad?</w:t>
       </w:r>
     </w:p>
     <w:p>
@@ -1989,7 +1989,7 @@
         <w:rPr>
           <w:lang w:val="es_ES" w:bidi="es_ES"/>
         </w:rPr>
-        <w:t xml:space="preserve"> El Dios de Abraham, Isaac y Jacob, el Dios de nuestros antepasados, ha glorificado a su siervo Jesús. A Jesús ustedes lo entregaron y rechazaron delante de Pilato, aunque este había decidido dejarlo en libertad.</w:t>
+        <w:t xml:space="preserve"> El Dios de Abraham, de Isaac y de Jacob, el Dios de nuestros antepasados, ha glorificado a su siervo Jesús. A Jesús ustedes lo entregaron y rechazaron delante de Pilato, aunque este había decidido dejarlo en libertad.</w:t>
       </w:r>
     </w:p>
     <w:p>
@@ -2136,7 +2136,7 @@
         <w:rPr>
           <w:lang w:val="es_ES" w:bidi="es_ES"/>
         </w:rPr>
-        <w:t xml:space="preserve"> para que el Señor les conceda tiempos de alivio y para que les envíe a Jesus, el Cristo, que ya fue designado para ustedes.</w:t>
+        <w:t xml:space="preserve"> para que el Señor les conceda tiempos de alivio y para que les envíe a Jesús, el Cristo, que ya fue designado para ustedes.</w:t>
       </w:r>
     </w:p>
     <w:p>
@@ -2178,7 +2178,7 @@
         <w:rPr>
           <w:lang w:val="es_ES" w:bidi="es_ES"/>
         </w:rPr>
-        <w:t xml:space="preserve"> Moisés dijo: "El Señor tu Dios hará surgir un profeta como yo, que será uno de tu propio pueblo. Escúchalo.</w:t>
+        <w:t xml:space="preserve"> Moisés dijo: “El Señor tu Dios hará surgir un profeta como yo, que será uno de tu propio pueblo. Escúchalo.</w:t>
       </w:r>
     </w:p>
     <w:p>
@@ -2199,7 +2199,7 @@
         <w:rPr>
           <w:lang w:val="es_ES" w:bidi="es_ES"/>
         </w:rPr>
-        <w:t xml:space="preserve"> Si alguien no obedece sus palabras, yo le pediré cuentas a esa persona".</w:t>
+        <w:t xml:space="preserve"> Si alguien no obedece sus palabras, yo le pediré cuentas a esa persona”.</w:t>
       </w:r>
     </w:p>
     <w:p>
@@ -2241,7 +2241,7 @@
         <w:rPr>
           <w:lang w:val="es_ES" w:bidi="es_ES"/>
         </w:rPr>
-        <w:t xml:space="preserve"> Ustedes son herederos de los profetas y del pacto que Dios hizo con sus antepasados. Dios le dijo a Abraham: "Todas las naciones de la tierra serán bendecidas por medio de tu descendencia".</w:t>
+        <w:t xml:space="preserve"> Ustedes son herederos de los profetas y del pacto que Dios hizo con sus antepasados. Dios le dijo a Abraham: “Todas las naciones de la tierra serán bendecidas por medio de tu descendencia”.</w:t>
       </w:r>
     </w:p>
     <w:p>
@@ -2425,7 +2425,7 @@
         <w:rPr>
           <w:lang w:val="es_ES" w:bidi="es_ES"/>
         </w:rPr>
-        <w:t xml:space="preserve"> Hicieron comparecer a los 2 apóstoles ante ellos y les preguntaron:—¿Quién les ha dado autoridad para hacer esto?</w:t>
+        <w:t xml:space="preserve"> Hicieron comparecer a los 2 apóstoles ante ellos y les preguntaron: —¿Quién les ha dado autoridad para hacer esto?</w:t>
       </w:r>
     </w:p>
     <w:p>
@@ -2446,7 +2446,7 @@
         <w:rPr>
           <w:lang w:val="es_ES" w:bidi="es_ES"/>
         </w:rPr>
-        <w:t xml:space="preserve"> Entonces Pedro, lleno del Espíritu Santo, les respondió:—Distinguidos dirigentes y ancianos del pueblo:</w:t>
+        <w:t xml:space="preserve"> Entonces Pedro, lleno del Espíritu Santo, les respondió: —Distinguidos dirigentes y ancianos del pueblo:</w:t>
       </w:r>
     </w:p>
     <w:p>
@@ -2488,7 +2488,7 @@
         <w:rPr>
           <w:lang w:val="es_ES" w:bidi="es_ES"/>
         </w:rPr>
-        <w:t xml:space="preserve"> Pues bien, declaro ante ustedes y ante todo el pueblo de Israel que este hombre está aquí sano gracias al nombre de Jesucristo de Nazaret, a quien ustedes crucificaron, pero a quien Dios resucitó de entre los muertos.</w:t>
+        <w:t xml:space="preserve"> Pues bien, declaro ante ustedes y ante todo el pueblo de Israel lo siguiente. Este hombre está aquí sano gracias al nombre de Jesucristo de Nazaret. A él ustedes lo crucificaron, pero Dios lo resucitó de entre los muertos.</w:t>
       </w:r>
     </w:p>
     <w:p>
@@ -2509,7 +2509,7 @@
         <w:rPr>
           <w:lang w:val="es_ES" w:bidi="es_ES"/>
         </w:rPr>
-        <w:t xml:space="preserve"> Él es "La piedra que los constructores desecharon, y ha llegado a ser la piedra principal".</w:t>
+        <w:t xml:space="preserve"> Él es “La piedra que los constructores desecharon, y ha llegado a ser la piedra principal”.</w:t>
       </w:r>
     </w:p>
     <w:p>
@@ -2551,7 +2551,7 @@
         <w:rPr>
           <w:lang w:val="es_ES" w:bidi="es_ES"/>
         </w:rPr>
-        <w:t xml:space="preserve"> Los miembros del concilio se asombraron al ver lo bien que hablaban Pedro y Juan, pues sabían que eran hombres sin educación formal ni preparación especial. Reconocieron que habían estado con Jesús.</w:t>
+        <w:t xml:space="preserve"> Los miembros del consejo supremo se asombraron al ver lo bien que hablaban Pedro y Juan. Sabían que eran hombres sin educación formal ni preparación especial. Reconocieron que habían estado con Jesús.</w:t>
       </w:r>
     </w:p>
     <w:p>
@@ -2677,7 +2677,7 @@
         <w:rPr>
           <w:lang w:val="es_ES" w:bidi="es_ES"/>
         </w:rPr>
-        <w:t xml:space="preserve"> Pero Pedro y Juan les respondieron:—Juzguen ustedes mismos, ¿es correcto delante de Dios obedecerlos a ustedes en lugar de obedecerlo a él?</w:t>
+        <w:t xml:space="preserve"> Pero Pedro y Juan les respondieron: —Juzguen ustedes mismos, ¿es correcto delante de Dios obedecerlos a ustedes en lugar de obedecerlo a él?</w:t>
       </w:r>
     </w:p>
     <w:p>
@@ -2761,7 +2761,7 @@
         <w:rPr>
           <w:lang w:val="es_ES" w:bidi="es_ES"/>
         </w:rPr>
-        <w:t xml:space="preserve"> Cuando los soltaron, Pedro y Juan fueron donde estaban los otros creyentes y les contaron todo lo que los jefes de los sacerdotes y los ancianos les habían dicho.</w:t>
+        <w:t xml:space="preserve"> Cuando los soltaron, Pedro y Juan fueron donde estaban los otros creyentes. Les contaron todo lo que los jefes de los sacerdotes y los ancianos les habían dicho.</w:t>
       </w:r>
     </w:p>
     <w:p>
@@ -2782,7 +2782,7 @@
         <w:rPr>
           <w:lang w:val="es_ES" w:bidi="es_ES"/>
         </w:rPr>
-        <w:t xml:space="preserve"> Cuando oyeron esto, todos los creyentes oraron juntos a Dios:—Soberano Señor, creador del cielo y de la tierra, del mar y de todo lo que hay en ellos:</w:t>
+        <w:t xml:space="preserve"> Cuando oyeron esto, todos los creyentes oraron juntos a Dios: —Soberano Señor, Creador del cielo y de la tierra, del mar y de todo lo que hay en ellos:</w:t>
       </w:r>
     </w:p>
     <w:p>
@@ -2803,7 +2803,7 @@
         <w:rPr>
           <w:lang w:val="es_ES" w:bidi="es_ES"/>
         </w:rPr>
-        <w:t xml:space="preserve"> Tú hablaste por medio del Espíritu Santo a través de tu siervo David. Él dijo: ¿Por qué se rebelan las naciones?¿Por qué conspiran en vano los pueblos?</w:t>
+        <w:t xml:space="preserve"> Tú hablaste por medio del Espíritu Santo a través de tu siervo David. Él dijo: ¿Por qué se rebelan las naciones? ¿Por qué conspiran en vano los pueblos?</w:t>
       </w:r>
     </w:p>
     <w:p>
@@ -2824,7 +2824,7 @@
         <w:rPr>
           <w:lang w:val="es_ES" w:bidi="es_ES"/>
         </w:rPr>
-        <w:t xml:space="preserve"> Los reyes de la tierra se rebelan;los gobernantes se unen contra el Señor y contra su ungido.</w:t>
+        <w:t xml:space="preserve"> Los reyes de la tierra se rebelan; los gobernantes se unen contra el Señor y contra su ungido.</w:t>
       </w:r>
     </w:p>
     <w:p>
@@ -2881,7 +2881,7 @@
           <w:vertAlign w:val="superscript"/>
           <w:lang w:val="es_ES" w:bidi="es_ES"/>
         </w:rPr>
-        <w:t>30</w:t>
+        <w:t>29-30</w:t>
       </w:r>
       <w:r>
         <w:rPr>
@@ -2950,28 +2950,28 @@
         <w:rPr>
           <w:lang w:val="es_ES" w:bidi="es_ES"/>
         </w:rPr>
-        <w:t xml:space="preserve"> Los apóstoles daban testimonio con gran poder acerca de la resurrección del Señor Jesús, y la gracia de Dios se manifestaba abundantemente en todos ellos.</w:t>
-      </w:r>
-    </w:p>
-    <w:p>
-      <w:pPr/>
-      <w:r>
-        <w:rPr>
-          <w:lang w:val="es_ES" w:bidi="es_ES"/>
-        </w:rPr>
-      </w:r>
-      <w:r>
-        <w:rPr>
-          <w:vertAlign w:val="superscript"/>
-          <w:lang w:val="es_ES" w:bidi="es_ES"/>
-        </w:rPr>
-        <w:t>35</w:t>
-      </w:r>
-      <w:r>
-        <w:rPr>
-          <w:lang w:val="es_ES" w:bidi="es_ES"/>
-        </w:rPr>
-        <w:t xml:space="preserve"> No había ningún necesitado entre ellos, porque los que tenían tierras o casas las vendían y entregaban el dinero a los apóstoles para que lo repartieran según la necesidad de cada uno.</w:t>
+        <w:t xml:space="preserve"> Los apóstoles daban testimonio con gran poder acerca de la resurrección del Señor Jesús. La gracia de Dios se manifestaba abundantemente en todos ellos.</w:t>
+      </w:r>
+    </w:p>
+    <w:p>
+      <w:pPr/>
+      <w:r>
+        <w:rPr>
+          <w:lang w:val="es_ES" w:bidi="es_ES"/>
+        </w:rPr>
+      </w:r>
+      <w:r>
+        <w:rPr>
+          <w:vertAlign w:val="superscript"/>
+          <w:lang w:val="es_ES" w:bidi="es_ES"/>
+        </w:rPr>
+        <w:t>34-35</w:t>
+      </w:r>
+      <w:r>
+        <w:rPr>
+          <w:lang w:val="es_ES" w:bidi="es_ES"/>
+        </w:rPr>
+        <w:t xml:space="preserve"> No había ningún necesitado entre ellos, porque los que tenían tierras o casas las vendían y entregaban el dinero a los apóstoles. Ellos lo repartían según la necesidad de cada uno.</w:t>
       </w:r>
     </w:p>
     <w:p>
@@ -2992,7 +2992,7 @@
         <w:rPr>
           <w:lang w:val="es_ES" w:bidi="es_ES"/>
         </w:rPr>
-        <w:t xml:space="preserve"> Entre ellos estaba José, un levita de Chipre. Los apóstoles lo llamaban Bernabé, que significa «Hijo de consolación».</w:t>
+        <w:t xml:space="preserve"> Entre ellos estaba José, un levita de Chipre. Los apóstoles lo llamaban Bernabé, que quiere decir “Hijo de consolación”.</w:t>
       </w:r>
     </w:p>
     <w:p>
@@ -3050,7 +3050,7 @@
         <w:rPr>
           <w:lang w:val="es_ES" w:bidi="es_ES"/>
         </w:rPr>
-        <w:t xml:space="preserve"> Pero hubo un hombre llamado Ananías que, con Safira, su esposa, vendió una propiedad.</w:t>
+        <w:t xml:space="preserve"> Hubo un hombre llamado Ananías que, con Safira, su esposa, vendió una propiedad.</w:t>
       </w:r>
     </w:p>
     <w:p>
@@ -3071,7 +3071,7 @@
         <w:rPr>
           <w:lang w:val="es_ES" w:bidi="es_ES"/>
         </w:rPr>
-        <w:t xml:space="preserve"> Ananías se quedó con parte del dinero y entregó el resto a los apóstoles. Su esposa estuvo de acuerdo en esto.</w:t>
+        <w:t xml:space="preserve"> Pero Ananías se quedó con parte del dinero y entregó el resto a los apóstoles. Su esposa estuvo de acuerdo en esto.</w:t>
       </w:r>
     </w:p>
     <w:p>
@@ -3092,7 +3092,7 @@
         <w:rPr>
           <w:lang w:val="es_ES" w:bidi="es_ES"/>
         </w:rPr>
-        <w:t xml:space="preserve"> Pedro le dijo:—Ananías, ¿por qué dejaste que Satanás llenara tu corazón para mentirle al Espíritu Santo y quedarte con parte del dinero del terreno que vendiste?</w:t>
+        <w:t xml:space="preserve"> Pedro le dijo: —Ananías, ¿por qué dejaste que Satanás llenara tu corazón para mentirle al Espíritu Santo y quedarte con parte del dinero del terreno que vendiste?</w:t>
       </w:r>
     </w:p>
     <w:p>
@@ -3197,7 +3197,7 @@
         <w:rPr>
           <w:lang w:val="es_ES" w:bidi="es_ES"/>
         </w:rPr>
-        <w:t xml:space="preserve"> —Dime, ¿vendieron el terreno por esta cantidad? —le preguntó Pedro.—Sí —respondió ella.</w:t>
+        <w:t xml:space="preserve"> —Dime, ¿vendieron el terreno por esta cantidad? —le preguntó Pedro. —Sí —respondió ella.</w:t>
       </w:r>
     </w:p>
     <w:p>
@@ -3218,7 +3218,7 @@
         <w:rPr>
           <w:lang w:val="es_ES" w:bidi="es_ES"/>
         </w:rPr>
-        <w:t xml:space="preserve"> Pedro le dijo:—¿Por qué se pusieron de acuerdo para poner a prueba al Espíritu del Señor? Mira, los jóvenes que enterraron a tu esposo ya están en la puerta. Ellos te sacarán a ti también.</w:t>
+        <w:t xml:space="preserve"> Pedro le dijo: —¿Por qué se pusieron de acuerdo para poner a prueba al Espíritu del Señor? Mira, los jóvenes que enterraron a tu esposo ya están en la puerta. Ellos te sacarán a ti también.</w:t>
       </w:r>
     </w:p>
     <w:p>
@@ -3449,7 +3449,7 @@
         <w:rPr>
           <w:lang w:val="es_ES" w:bidi="es_ES"/>
         </w:rPr>
-        <w:t xml:space="preserve"> Les ordenó:—Vayan al templo y hablen al pueblo sobre esta nueva vida.</w:t>
+        <w:t xml:space="preserve"> Les ordenó: —Vayan al templo y hablen al pueblo sobre esta nueva vida.</w:t>
       </w:r>
     </w:p>
     <w:p>
@@ -3512,7 +3512,7 @@
         <w:rPr>
           <w:lang w:val="es_ES" w:bidi="es_ES"/>
         </w:rPr>
-        <w:t xml:space="preserve"> Les dijeron:—Encontramos la cárcel bien cerrada y los guardias estaban en sus puestos frente a las puertas. Pero cuando abrimos, no había nadie adentro.</w:t>
+        <w:t xml:space="preserve"> Les dijeron: —Encontramos la cárcel bien cerrada y los guardias estaban en sus puestos frente a las puertas. Pero cuando abrimos, no había nadie adentro.</w:t>
       </w:r>
     </w:p>
     <w:p>
@@ -3533,7 +3533,7 @@
         <w:rPr>
           <w:lang w:val="es_ES" w:bidi="es_ES"/>
         </w:rPr>
-        <w:t xml:space="preserve"> Cuando el capitán de la guardia del templo y los principales sacerdotes escucharon esto, se quedaron perplejos y se preguntaban qué significaba todo aquello.</w:t>
+        <w:t xml:space="preserve"> Cuando el capitán de la guardia del templo y los principales sacerdotes escucharon esto, se quedaron perplejos. Se preguntaban qué significaba todo aquello.</w:t>
       </w:r>
     </w:p>
     <w:p>
@@ -3554,7 +3554,7 @@
         <w:rPr>
           <w:lang w:val="es_ES" w:bidi="es_ES"/>
         </w:rPr>
-        <w:t xml:space="preserve"> En ese momento llegó alguien con la noticia:—Los hombres que ustedes pusieron en la cárcel están en el templo enseñando al pueblo.</w:t>
+        <w:t xml:space="preserve"> En ese momento llegó alguien con la noticia: —Los hombres que ustedes pusieron en la cárcel están en el templo enseñando al pueblo.</w:t>
       </w:r>
     </w:p>
     <w:p>
@@ -3575,7 +3575,7 @@
         <w:rPr>
           <w:lang w:val="es_ES" w:bidi="es_ES"/>
         </w:rPr>
-        <w:t xml:space="preserve"> Entonces el capitán fue con los guardias y los trajo sin usar la fuerza, porque temían que el pueblo los apedreara.</w:t>
+        <w:t xml:space="preserve"> Entonces el capitán fue con los guardias y los trajo sin usar la fuerza. Temían que el pueblo los apedreara.</w:t>
       </w:r>
     </w:p>
     <w:p>
@@ -3638,7 +3638,7 @@
         <w:rPr>
           <w:lang w:val="es_ES" w:bidi="es_ES"/>
         </w:rPr>
-        <w:t xml:space="preserve"> Pedro y los apóstoles respondieron:—Es necesario obedecer a Dios antes que a los seres humanos.</w:t>
+        <w:t xml:space="preserve"> Pedro y los apóstoles respondieron: —Es necesario obedecer a Dios antes que a los seres humanos.</w:t>
       </w:r>
     </w:p>
     <w:p>
@@ -3701,7 +3701,7 @@
         <w:rPr>
           <w:lang w:val="es_ES" w:bidi="es_ES"/>
         </w:rPr>
-        <w:t xml:space="preserve"> Nosotros somos testigos de estas cosas, y también lo es el Espíritu Santo que Dios ha dado a quienes lo obedecen.</w:t>
+        <w:t xml:space="preserve"> Nosotros somos testigos de estas cosas. También lo es el Espíritu Santo que Dios ha dado a quienes lo obedecen.</w:t>
       </w:r>
     </w:p>
     <w:p>
@@ -3911,7 +3911,7 @@
         <w:rPr>
           <w:lang w:val="es_ES" w:bidi="es_ES"/>
         </w:rPr>
-        <w:t xml:space="preserve"> Y todos los días, en el templo y de casa en casa, no dejaban de enseñar y proclamar la buena noticia de que Jesús es el Mesías.</w:t>
+        <w:t xml:space="preserve"> Y no dejaban de enseñar y proclamar la buena noticia de que Jesús es el Mesías. Lo hacían todos los días, en el templo y de casa en casa.</w:t>
       </w:r>
     </w:p>
     <w:p>
@@ -3969,7 +3969,7 @@
         <w:rPr>
           <w:lang w:val="es_ES" w:bidi="es_ES"/>
         </w:rPr>
-        <w:t xml:space="preserve"> Para solucionar el problema, los 12 reunieron a todos los discípulos y les dijeron:—No está bien que nosotros descuidemos la predicación de la palabra de Dios para servir las mesas.</w:t>
+        <w:t xml:space="preserve"> Para solucionar el problema, los 12 reunieron a todos los discípulos y les dijeron: —No está bien que nosotros descuidemos la predicación de la palabra de Dios para servir las mesas.</w:t>
       </w:r>
     </w:p>
     <w:p>
@@ -4137,7 +4137,7 @@
         <w:rPr>
           <w:lang w:val="es_ES" w:bidi="es_ES"/>
         </w:rPr>
-        <w:t xml:space="preserve"> Pero no lograban rebatir la sabiduría ni el Espíritu con que hablaba Esteban.</w:t>
+        <w:t xml:space="preserve"> Sin embargo, no lograban rebatir la sabiduría ni el Espíritu con que hablaba Esteban.</w:t>
       </w:r>
     </w:p>
     <w:p>
@@ -4300,7 +4300,7 @@
         <w:rPr>
           <w:lang w:val="es_ES" w:bidi="es_ES"/>
         </w:rPr>
-        <w:t xml:space="preserve"> Esteban respondió:—Hermanos y padres, escúchenme. El Dios de la gloria se le apareció a nuestro antepasado Abraham en Mesopotamia, antes de que se estableciera en Jarán.</w:t>
+        <w:t xml:space="preserve"> Esteban respondió: —Hermanos y padres, escúchenme. El Dios de la gloria se le apareció a nuestro antepasado Abraham en Mesopotamia, antes de que se estableciera en Jarán.</w:t>
       </w:r>
     </w:p>
     <w:p>
@@ -4321,7 +4321,7 @@
         <w:rPr>
           <w:lang w:val="es_ES" w:bidi="es_ES"/>
         </w:rPr>
-        <w:t xml:space="preserve"> Le dijo: "Sal de tu tierra, y de la casa de tu padre, para ir a la tierra que te voy a mostrar".</w:t>
+        <w:t xml:space="preserve"> Le dijo: “Sal de tu tierra, y de la casa de tu padre, para ir a la tierra que te voy a mostrar”.</w:t>
       </w:r>
     </w:p>
     <w:p>
@@ -4384,7 +4384,7 @@
         <w:rPr>
           <w:lang w:val="es_ES" w:bidi="es_ES"/>
         </w:rPr>
-        <w:t xml:space="preserve"> Dios le dijo que sus descendientes vivirían como extranjeros en tierra ajena, donde serían esclavizados y maltratados durante 400 años.</w:t>
+        <w:t xml:space="preserve"> Dios le dijo que sus descendientes vivirían como extranjeros en tierra ajena. Allí serían esclavizados y maltratados durante 400 años.</w:t>
       </w:r>
     </w:p>
     <w:p>
@@ -4405,7 +4405,7 @@
         <w:rPr>
           <w:lang w:val="es_ES" w:bidi="es_ES"/>
         </w:rPr>
-        <w:t xml:space="preserve"> "Pero yo juzgaré a la nación que los esclavice", añadió Dios. "Después de eso regresarán a este lugar para adorarme aquí".</w:t>
+        <w:t xml:space="preserve"> "Pero yo juzgaré a la nación que los esclavice”, añadió Dios. “Después de eso regresarán a este lugar para adorarme aquí”.</w:t>
       </w:r>
     </w:p>
     <w:p>
@@ -4804,7 +4804,7 @@
         <w:rPr>
           <w:lang w:val="es_ES" w:bidi="es_ES"/>
         </w:rPr>
-        <w:t xml:space="preserve"> Al día siguiente volvió y vio a 2 israelitas peleando. Trató de reconciliarlos y les dijo: "Señores, ustedes son hermanos, ¿por qué se hacen daño?".</w:t>
+        <w:t xml:space="preserve"> Al día siguiente volvió y vio a 2 israelitas peleando. Trató de reconciliarlos y les dijo: “Señores, ustedes son hermanos, ¿por qué se hacen daño?”.</w:t>
       </w:r>
     </w:p>
     <w:p>
@@ -4846,7 +4846,7 @@
         <w:rPr>
           <w:lang w:val="es_ES" w:bidi="es_ES"/>
         </w:rPr>
-        <w:t xml:space="preserve"> ¿Vas a matarme como mataste al egipcio?".</w:t>
+        <w:t xml:space="preserve"> ¿Vas a matarme como mataste al egipcio?”.</w:t>
       </w:r>
     </w:p>
     <w:p>
@@ -4930,7 +4930,7 @@
         <w:rPr>
           <w:lang w:val="es_ES" w:bidi="es_ES"/>
         </w:rPr>
-        <w:t xml:space="preserve"> "Yo soy el Dios de tus antepasados: el Dios de Abraham, de Isaac y de Jacob". Moisés, aterrorizado, no se atrevía a mirar.</w:t>
+        <w:t xml:space="preserve"> "Yo soy el Dios de tus antepasados: el Dios de Abraham, de Isaac y de Jacob”. Moisés, aterrorizado, no se atrevía a mirar.</w:t>
       </w:r>
     </w:p>
     <w:p>
@@ -4951,7 +4951,7 @@
         <w:rPr>
           <w:lang w:val="es_ES" w:bidi="es_ES"/>
         </w:rPr>
-        <w:t xml:space="preserve"> El Señor le dijo: "Quítate las sandalias, porque el lugar que estás pisando es tierra santa.</w:t>
+        <w:t xml:space="preserve"> El Señor le dijo: “Quítate las sandalias, porque el lugar que estás pisando es tierra santa.</w:t>
       </w:r>
     </w:p>
     <w:p>
@@ -4972,7 +4972,7 @@
         <w:rPr>
           <w:lang w:val="es_ES" w:bidi="es_ES"/>
         </w:rPr>
-        <w:t xml:space="preserve"> He visto la aflicción de mi pueblo en Egipto y he escuchado sus gemidos. He descendido para liberarlos. Ahora ven, te enviaré a Egipto".</w:t>
+        <w:t xml:space="preserve"> He visto la aflicción de mi pueblo en Egipto y he escuchado sus gemidos. He descendido para liberarlos. Ahora ven, te enviaré a Egipto”.</w:t>
       </w:r>
     </w:p>
     <w:p>
@@ -4993,7 +4993,7 @@
         <w:rPr>
           <w:lang w:val="es_ES" w:bidi="es_ES"/>
         </w:rPr>
-        <w:t xml:space="preserve"> Dios lo envió de regreso a los que lo habían rechazado diciéndole: "¿Quién te puso como gobernante y juez sobre nosotros?". Dios lo envió como gobernante y libertador por medio del ángel que se le apareció en la zarza.</w:t>
+        <w:t xml:space="preserve"> Dios lo envió de regreso a los que lo habían rechazado diciéndole: "¿Quién te puso como gobernante y juez sobre nosotros?”. Dios lo envió como gobernante y libertador por medio del ángel que se le apareció en la zarza.</w:t>
       </w:r>
     </w:p>
     <w:p>
@@ -5098,7 +5098,7 @@
         <w:rPr>
           <w:lang w:val="es_ES" w:bidi="es_ES"/>
         </w:rPr>
-        <w:t xml:space="preserve"> Le dijeron a Aarón: "Haznos dioses que nos guíen, porque no sabemos qué le pasó a ese tal Moisés que nos sacó de Egipto".</w:t>
+        <w:t xml:space="preserve"> Le dijeron a Aarón: “Haznos dioses que nos guíen, porque no sabemos qué le pasó a ese tal Moisés que nos sacó de Egipto”.</w:t>
       </w:r>
     </w:p>
     <w:p>
@@ -5140,7 +5140,7 @@
         <w:rPr>
           <w:lang w:val="es_ES" w:bidi="es_ES"/>
         </w:rPr>
-        <w:t xml:space="preserve"> Pero entonces Dios se apartó de ellos y los dejó adorar al sol, a la luna y a las estrellas. Así está escrito en el libro de los profetas: "Israelitas, ¿acaso me ofrecieron ustedes sacrificios y ofrendas durante los 40 años que anduvieron por el desierto?</w:t>
+        <w:t xml:space="preserve"> Pero entonces Dios se apartó de ellos y los dejó adorar al sol, a la luna y a las estrellas. Así está escrito en el libro de los profetas: “Israelitas, ¿acaso me ofrecieron ustedes sacrificios y ofrendas durante los 40 años que anduvieron por el desierto?</w:t>
       </w:r>
     </w:p>
     <w:p>
@@ -5161,7 +5161,7 @@
         <w:rPr>
           <w:lang w:val="es_ES" w:bidi="es_ES"/>
         </w:rPr>
-        <w:t xml:space="preserve"> No, lo que les interesaba era adorar a Moloc y a la estrella del dios Refán, esos ídolos que fabricaron para adorarlos. Por eso los enviaré al exilio más allá de Babilonia".</w:t>
+        <w:t xml:space="preserve"> No, lo que les interesaba era adorar a Moloc y a la estrella del dios Refán, esos ídolos que fabricaron para adorarlos. Por eso los enviaré al exilio más allá de Babilonia”.</w:t>
       </w:r>
     </w:p>
     <w:p>
@@ -5308,7 +5308,7 @@
         <w:rPr>
           <w:lang w:val="es_ES" w:bidi="es_ES"/>
         </w:rPr>
-        <w:t xml:space="preserve"> Mis manos hicieron todas estas cosas; así llegaron a existir".</w:t>
+        <w:t xml:space="preserve"> Mis manos hicieron todas estas cosas; así llegaron a existir”.</w:t>
       </w:r>
     </w:p>
     <w:p>
@@ -5434,7 +5434,7 @@
         <w:rPr>
           <w:lang w:val="es_ES" w:bidi="es_ES"/>
         </w:rPr>
-        <w:t xml:space="preserve"> Exclamó:—Veo los cielos abiertos y al Hijo del hombre de pie a la derecha de Dios.</w:t>
+        <w:t xml:space="preserve"> Exclamó: —Veo los cielos abiertos y al Hijo del hombre de pie a la derecha de Dios.</w:t>
       </w:r>
     </w:p>
     <w:p>
@@ -5455,7 +5455,7 @@
         <w:rPr>
           <w:lang w:val="es_ES" w:bidi="es_ES"/>
         </w:rPr>
-        <w:t xml:space="preserve"> Entonces ellos se taparon los oídos. Gritando con todas sus fuerzas, se lanzaron contra él</w:t>
+        <w:t xml:space="preserve"> Entonces ellos se taparon los oídos. Gritando con todas sus fuerzas, se lanzaron contra él.</w:t>
       </w:r>
     </w:p>
     <w:p>
@@ -5476,7 +5476,7 @@
         <w:rPr>
           <w:lang w:val="es_ES" w:bidi="es_ES"/>
         </w:rPr>
-        <w:t xml:space="preserve"> y lo sacaron de la ciudad a empellones para apedrearlo. Los acusadores dejaron sus mantos al cuidado de un joven llamado Saulo.</w:t>
+        <w:t xml:space="preserve"> Lo sacaron de la ciudad a empellones para apedrearlo. Los acusadores dejaron sus mantos al cuidado de un joven llamado Saulo.</w:t>
       </w:r>
     </w:p>
     <w:p>
@@ -5497,7 +5497,7 @@
         <w:rPr>
           <w:lang w:val="es_ES" w:bidi="es_ES"/>
         </w:rPr>
-        <w:t xml:space="preserve"> Mientras lo apedreaban, Esteban oraba:—Señor Jesús, recibe mi espíritu.</w:t>
+        <w:t xml:space="preserve"> Mientras lo apedreaban, Esteban oraba: —Señor Jesús, recibe mi espíritu.</w:t>
       </w:r>
     </w:p>
     <w:p>
@@ -5518,7 +5518,7 @@
         <w:rPr>
           <w:lang w:val="es_ES" w:bidi="es_ES"/>
         </w:rPr>
-        <w:t xml:space="preserve"> Luego cayó de rodillas y gritó:—¡Señor, no les tomes en cuenta este pecado!Y al terminar de pronunciar estas palabras, murió.</w:t>
+        <w:t xml:space="preserve"> Luego cayó de rodillas y gritó: —¡Señor, no les tomes en cuenta este pecado! Y al terminar de pronunciar estas palabras, murió.</w:t>
       </w:r>
     </w:p>
     <w:p>
@@ -5555,7 +5555,7 @@
         <w:rPr>
           <w:lang w:val="es_ES" w:bidi="es_ES"/>
         </w:rPr>
-        <w:t xml:space="preserve"> Saulo estaba de acuerdo con su ejecución.Ese mismo día comenzó una gran persecución contra la iglesia de Jerusalén. Todos, excepto los apóstoles, se dispersaron por las regiones de Judea y Samaria.</w:t>
+        <w:t xml:space="preserve"> Saulo estaba de acuerdo con su ejecución. Ese mismo día comenzó una gran persecución contra la iglesia de Jerusalén. Todos, excepto los apóstoles, se dispersaron por las regiones de Judea y Samaria.</w:t>
       </w:r>
     </w:p>
     <w:p>
@@ -5576,7 +5576,7 @@
         <w:rPr>
           <w:lang w:val="es_ES" w:bidi="es_ES"/>
         </w:rPr>
-        <w:t xml:space="preserve"> Algunos hombres piadosos enterraron a Esteban y lloraron mucho por él.</w:t>
+        <w:t xml:space="preserve"> Algunos hombres sensibles y entregados a Jesús enterraron a Esteban. Lloraron mucho por él.</w:t>
       </w:r>
     </w:p>
     <w:p>
@@ -5933,7 +5933,7 @@
         <w:rPr>
           <w:lang w:val="es_ES" w:bidi="es_ES"/>
         </w:rPr>
-        <w:t xml:space="preserve"> Les dijo:—Denme también a mí ese poder, para que cualquiera a quien yo imponga las manos reciba el Espíritu Santo.</w:t>
+        <w:t xml:space="preserve"> Les dijo: —Denme también a mí ese poder, para que cualquiera a quien yo imponga las manos reciba el Espíritu Santo.</w:t>
       </w:r>
     </w:p>
     <w:p>
@@ -6038,7 +6038,7 @@
         <w:rPr>
           <w:lang w:val="es_ES" w:bidi="es_ES"/>
         </w:rPr>
-        <w:t xml:space="preserve"> Simón respondió:—Oren al Señor por mí para que no me suceda nada de lo que han dicho.</w:t>
+        <w:t xml:space="preserve"> Simón respondió: —Oren al Señor por mí para que no me suceda nada de lo que han dicho.</w:t>
       </w:r>
     </w:p>
     <w:p>
@@ -6080,7 +6080,7 @@
         <w:rPr>
           <w:lang w:val="es_ES" w:bidi="es_ES"/>
         </w:rPr>
-        <w:t xml:space="preserve"> Un ángel del Señor le dijo a Felipe:—Ve hacia el sur, por el camino del desierto que va de Jerusalén a Gaza.</w:t>
+        <w:t xml:space="preserve"> Un ángel del Señor le dijo a Felipe: —Ve hacia el sur, por el camino del desierto que va de Jerusalén a Gaza.</w:t>
       </w:r>
     </w:p>
     <w:p>
@@ -6143,7 +6143,7 @@
         <w:rPr>
           <w:lang w:val="es_ES" w:bidi="es_ES"/>
         </w:rPr>
-        <w:t xml:space="preserve"> El Espíritu Santo le dijo a Felipe:—Acércate a esa carroza y quédate junto a ella.</w:t>
+        <w:t xml:space="preserve"> El Espíritu Santo le dijo a Felipe: —Acércate a esa carroza y quédate junto a ella.</w:t>
       </w:r>
     </w:p>
     <w:p>
@@ -6164,7 +6164,7 @@
         <w:rPr>
           <w:lang w:val="es_ES" w:bidi="es_ES"/>
         </w:rPr>
-        <w:t xml:space="preserve"> Felipe corrió hacia el carruaje. Cuando se acercó, escuchó que el hombre leía en voz alta el libro del profeta Isaías. Felipe le preguntó:—¿Entiendes lo que estás leyendo?</w:t>
+        <w:t xml:space="preserve"> Felipe corrió hacia el carruaje. Cuando se acercó, escuchó que el hombre leía en voz alta el libro del profeta Isaías. Felipe le preguntó: —¿Entiendes lo que estás leyendo?</w:t>
       </w:r>
     </w:p>
     <w:p>
@@ -6206,7 +6206,7 @@
         <w:rPr>
           <w:lang w:val="es_ES" w:bidi="es_ES"/>
         </w:rPr>
-        <w:t xml:space="preserve"> El pasaje de las Escrituras que estaba leyendo era este: «Como cordero fue llevado al matadero; como oveja muda ante sus trasquiladores, no abrió su boca.</w:t>
+        <w:t xml:space="preserve"> El pasaje de las Escrituras que estaba leyendo era este: “Como cordero fue llevado al matadero; como oveja muda ante sus trasquiladores, no abrió su boca.</w:t>
       </w:r>
     </w:p>
     <w:p>
@@ -6227,7 +6227,7 @@
         <w:rPr>
           <w:lang w:val="es_ES" w:bidi="es_ES"/>
         </w:rPr>
-        <w:t xml:space="preserve"> En su humillación se le negó la justicia. ¿Quién podrá hablar de su descendencia? Su vida fue quitada de la tierra».</w:t>
+        <w:t xml:space="preserve"> En su humillación se le negó la justicia. ¿Quién podrá hablar de su descendencia? Su vida fue quitada de la tierra”.</w:t>
       </w:r>
     </w:p>
     <w:p>
@@ -6248,7 +6248,7 @@
         <w:rPr>
           <w:lang w:val="es_ES" w:bidi="es_ES"/>
         </w:rPr>
-        <w:t xml:space="preserve"> El funcionario le preguntó a Felipe:—¿De quién habla el profeta? ¿De sí mismo o de otra persona?</w:t>
+        <w:t xml:space="preserve"> El funcionario le preguntó a Felipe: —¿De quién habla el profeta? ¿De sí mismo o de otra persona?</w:t>
       </w:r>
     </w:p>
     <w:p>
@@ -6290,7 +6290,7 @@
         <w:rPr>
           <w:lang w:val="es_ES" w:bidi="es_ES"/>
         </w:rPr>
-        <w:t xml:space="preserve"> Mientras continuaban por el camino, llegaron a un lugar donde había agua. El funcionario dijo:—Mira, aquí hay agua. ¿Qué impide que yo sea bautizado?</w:t>
+        <w:t xml:space="preserve"> Mientras continuaban por el camino, llegaron a un lugar donde había agua. El funcionario dijo: —Mira, aquí hay agua. ¿Qué impide que yo sea bautizado?</w:t>
       </w:r>
     </w:p>
     <w:p>
@@ -6453,7 +6453,7 @@
         <w:rPr>
           <w:lang w:val="es_ES" w:bidi="es_ES"/>
         </w:rPr>
-        <w:t xml:space="preserve"> Saulo cayó al suelo y oyó una voz que le decía:—Saulo, Saulo, ¿por qué me persigues?</w:t>
+        <w:t xml:space="preserve"> Saulo cayó al suelo y oyó una voz que le decía: —Saulo, Saulo, ¿por qué me persigues?</w:t>
       </w:r>
     </w:p>
     <w:p>
@@ -6579,7 +6579,7 @@
         <w:rPr>
           <w:lang w:val="es_ES" w:bidi="es_ES"/>
         </w:rPr>
-        <w:t xml:space="preserve"> Vivía en Damasco un discípulo llamado Ananías. El Señor le habló en visión:—¡Ananías!—Aquí estoy, Señor —respondió.</w:t>
+        <w:t xml:space="preserve"> Vivía en Damasco un discípulo llamado Ananías. El Señor le habló en visión: —¡Ananías! —Aquí estoy, Señor —respondió.</w:t>
       </w:r>
     </w:p>
     <w:p>
@@ -6726,7 +6726,7 @@
         <w:rPr>
           <w:lang w:val="es_ES" w:bidi="es_ES"/>
         </w:rPr>
-        <w:t xml:space="preserve"> Ananías obedeció. Fue a la casa, le impuso las manos a Saulo y le dijo:—Hermano Saulo, el Señor Jesús, que se te apareció en el camino, me ha enviado para que recobres la vista y seas lleno del Espíritu Santo.</w:t>
+        <w:t xml:space="preserve"> Ananías obedeció. Fue a la casa, le impuso las manos a Saulo y le dijo: —Hermano Saulo, el Señor Jesús, que se te apareció en el camino, me ha enviado para que recobres la vista y seas lleno del Espíritu Santo.</w:t>
       </w:r>
     </w:p>
     <w:p>
@@ -6810,7 +6810,7 @@
         <w:rPr>
           <w:lang w:val="es_ES" w:bidi="es_ES"/>
         </w:rPr>
-        <w:t xml:space="preserve"> Los que lo escuchaban estaban confundidos y se preguntaban:—¿No es este el mismo que perseguía a muerte a los que invocaban este nombre en Jerusalén? ¿No vino aquí precisamente para arrestarlos y llevarlos encadenados ante los principales sacerdotes?</w:t>
+        <w:t xml:space="preserve"> Los que lo escuchaban estaban confundidos y se preguntaban: —¿No es este el mismo que perseguía a muerte a los que invocaban este nombre en Jerusalén? ¿No vino aquí precisamente para arrestarlos y llevarlos encadenados ante los principales sacerdotes?</w:t>
       </w:r>
     </w:p>
     <w:p>
@@ -6915,7 +6915,7 @@
         <w:rPr>
           <w:lang w:val="es_ES" w:bidi="es_ES"/>
         </w:rPr>
-        <w:t xml:space="preserve"> Cuando llegó a Jerusalén, trató de reunirse con los discípulos, pero estos tenían miedo de él porque no creían que fuera realmente un discípulo.</w:t>
+        <w:t xml:space="preserve"> Cuando llegó a Jerusalén, trató de reunirse con los discípulos, pero estos tenían miedo de él. No creían que fuera realmente un discípulo.</w:t>
       </w:r>
     </w:p>
     <w:p>
@@ -6936,7 +6936,7 @@
         <w:rPr>
           <w:lang w:val="es_ES" w:bidi="es_ES"/>
         </w:rPr>
-        <w:t xml:space="preserve"> Entonces Bernabé lo llevó ante los apóstoles. Les contó cómo Saulo había visto al Señor en el camino a Damasco, cómo el Señor le había hablado y cómo había predicado con valentía en el nombre de Jesús en Damasco.</w:t>
+        <w:t xml:space="preserve"> Entonces Bernabé lo llevó ante los apóstoles. Les contó cómo Saulo había visto al Señor en el camino a Damasco. Les contó cómo el Señor le había hablado y cómo había predicado con valentía en el nombre de Jesús en Damasco.</w:t>
       </w:r>
     </w:p>
     <w:p>
@@ -7083,7 +7083,7 @@
         <w:rPr>
           <w:lang w:val="es_ES" w:bidi="es_ES"/>
         </w:rPr>
-        <w:t xml:space="preserve"> Pedro le dijo:—Eneas, Jesucristo te sana. Levántate y arregla tu cama.Al instante, se levantó.</w:t>
+        <w:t xml:space="preserve"> Pedro le dijo: —Eneas, Jesucristo te sana. Levántate y arregla tu cama. Al instante, se levantó.</w:t>
       </w:r>
     </w:p>
     <w:p>
@@ -7209,7 +7209,7 @@
         <w:rPr>
           <w:lang w:val="es_ES" w:bidi="es_ES"/>
         </w:rPr>
-        <w:t xml:space="preserve"> Pedro les ordenó a todos que salieran de la habitación. Entonces se arrodilló y oró. Luego se volvió hacia el cuerpo y dijo:—Tabita, levántate.Ella abrió los ojos. Al ver a Pedro, se incorporó.</w:t>
+        <w:t xml:space="preserve"> Pedro les ordenó a todos que salieran de la habitación. Entonces se arrodilló y oró. Luego se volvió hacia el cuerpo y dijo: —Tabita, levántate. Ella abrió los ojos. Al ver a Pedro, se incorporó.</w:t>
       </w:r>
     </w:p>
     <w:p>
@@ -7272,7 +7272,7 @@
         <w:rPr>
           <w:lang w:val="es_ES" w:bidi="es_ES"/>
         </w:rPr>
-        <w:t xml:space="preserve"> Pedro se quedó en Jope por varios días, en casa de Simón el curtidor.</w:t>
+        <w:t xml:space="preserve"> Pedro se quedó en Jope por varios días, en casa de Simón, el curtidor.</w:t>
       </w:r>
     </w:p>
     <w:p>
@@ -7330,7 +7330,7 @@
         <w:rPr>
           <w:lang w:val="es_ES" w:bidi="es_ES"/>
         </w:rPr>
-        <w:t xml:space="preserve"> Era un hombre piadoso que temía a Dios, al igual que toda su familia. Ayudaba generosamente a los necesitados y oraba a Dios constantemente.</w:t>
+        <w:t xml:space="preserve"> Era un hombre comprometido y entregado que temía a Dios, al igual que toda su familia. Ayudaba generosamente a los necesitados y oraba a Dios constantemente.</w:t>
       </w:r>
     </w:p>
     <w:p>
@@ -7351,7 +7351,7 @@
         <w:rPr>
           <w:lang w:val="es_ES" w:bidi="es_ES"/>
         </w:rPr>
-        <w:t xml:space="preserve"> Un día, alrededor de las 3 de la tarde, tuvo una visión. Vio claramente a un ángel de Dios que se le acercaba y le decía:—¡Cornelio!</w:t>
+        <w:t xml:space="preserve"> Un día, alrededor de las 3 de la tarde, tuvo una visión. Vio claramente a un ángel de Dios que se le acercaba y le decía: —¡Cornelio!</w:t>
       </w:r>
     </w:p>
     <w:p>
@@ -7387,13 +7387,13 @@
           <w:vertAlign w:val="superscript"/>
           <w:lang w:val="es_ES" w:bidi="es_ES"/>
         </w:rPr>
-        <w:t>6</w:t>
-      </w:r>
-      <w:r>
-        <w:rPr>
-          <w:lang w:val="es_ES" w:bidi="es_ES"/>
-        </w:rPr>
-        <w:t xml:space="preserve"> Envía a algunos hombres a Jope para que busquen a un tal Simón Pedro. Él está hospedado en la casa de Simón el curtidor, que queda cerca del mar. Pídele que venga a visitarte.</w:t>
+        <w:t>5-6</w:t>
+      </w:r>
+      <w:r>
+        <w:rPr>
+          <w:lang w:val="es_ES" w:bidi="es_ES"/>
+        </w:rPr>
+        <w:t xml:space="preserve"> Envía a algunos hombres a Jope para que busquen a un tal Simón Pedro. Él está hospedado en la casa de Simón, el curtidor, que queda cerca del mar. Pídele que venga a visitarte.</w:t>
       </w:r>
     </w:p>
     <w:p>
@@ -7414,7 +7414,7 @@
         <w:rPr>
           <w:lang w:val="es_ES" w:bidi="es_ES"/>
         </w:rPr>
-        <w:t xml:space="preserve"> Cuando el ángel se fue, Cornelio llamó a 2 de sus sirvientes y a un soldado piadoso de los que le servían regularmente.</w:t>
+        <w:t xml:space="preserve"> El ángel se fue. Cornelio llamó a 2 de sus sirvientes y a un soldado que obedecía a Dios. Era de los que le servían regularmente.</w:t>
       </w:r>
     </w:p>
     <w:p>
@@ -7540,7 +7540,7 @@
         <w:rPr>
           <w:lang w:val="es_ES" w:bidi="es_ES"/>
         </w:rPr>
-        <w:t xml:space="preserve"> Una voz le dijo:—Pedro, mata y come.</w:t>
+        <w:t xml:space="preserve"> Una voz le dijo: —Pedro, mata y come.</w:t>
       </w:r>
     </w:p>
     <w:p>
@@ -7582,7 +7582,7 @@
         <w:rPr>
           <w:lang w:val="es_ES" w:bidi="es_ES"/>
         </w:rPr>
-        <w:t xml:space="preserve"> La voz le habló de nuevo:—No llames impuro aquello que Dios ha purificado.</w:t>
+        <w:t xml:space="preserve"> La voz le habló de nuevo: —No llames impuro aquello que Dios ha purificado.</w:t>
       </w:r>
     </w:p>
     <w:p>
@@ -7708,7 +7708,7 @@
         <w:rPr>
           <w:lang w:val="es_ES" w:bidi="es_ES"/>
         </w:rPr>
-        <w:t xml:space="preserve"> Pedro bajó y les dijo:—Yo soy el hombre que buscan. ¿Qué desean?</w:t>
+        <w:t xml:space="preserve"> Pedro bajó y les dijo: —Yo soy el hombre que buscan. ¿Qué desean?</w:t>
       </w:r>
     </w:p>
     <w:p>
@@ -7729,7 +7729,7 @@
         <w:rPr>
           <w:lang w:val="es_ES" w:bidi="es_ES"/>
         </w:rPr>
-        <w:t xml:space="preserve"> Ellos le explicaron:—Venimos de parte de Cornelio, un capitán romano. Es un hombre justo y temeroso de Dios, respetado por todo el pueblo judío. Un ángel de Dios le ordenó que te mandara llamar a su casa para escuchar tu mensaje.</w:t>
+        <w:t xml:space="preserve"> Ellos le explicaron: —Venimos de parte de Cornelio, un capitán romano. Es un hombre justo y temeroso de Dios, respetado por todo el pueblo judío. Un ángel de Dios le ordenó que te mandara llamar a su casa para escuchar tu mensaje.</w:t>
       </w:r>
     </w:p>
     <w:p>
@@ -7813,7 +7813,7 @@
         <w:rPr>
           <w:lang w:val="es_ES" w:bidi="es_ES"/>
         </w:rPr>
-        <w:t xml:space="preserve"> Pedro lo levantó y le dijo:—¡Ponte de pie! Yo solo soy un hombre como tú.</w:t>
+        <w:t xml:space="preserve"> Pedro lo levantó y le dijo: —¡Ponte de pie! Yo solo soy un hombre como tú.</w:t>
       </w:r>
     </w:p>
     <w:p>
@@ -7855,7 +7855,7 @@
         <w:rPr>
           <w:lang w:val="es_ES" w:bidi="es_ES"/>
         </w:rPr>
-        <w:t xml:space="preserve"> Entonces Pedro les dijo:—Ustedes saben que a un judío le está prohibido juntarse con extranjeros o visitarlos. Pero Dios me mostró que no debo llamar impura o inmunda a ninguna persona.</w:t>
+        <w:t xml:space="preserve"> Entonces Pedro les dijo: —Ustedes saben que a un judío le está prohibido juntarse con extranjeros o visitarlos. Pero Dios me mostró que no debo llamar impura o inmunda a ninguna persona.</w:t>
       </w:r>
     </w:p>
     <w:p>
@@ -7897,7 +7897,7 @@
         <w:rPr>
           <w:lang w:val="es_ES" w:bidi="es_ES"/>
         </w:rPr>
-        <w:t xml:space="preserve"> Cornelio respondió:—Hace 3 días, a esta misma hora, estaba orando en mi casa a las 3 de la tarde. De pronto se me apareció un hombre vestido con ropa resplandeciente.</w:t>
+        <w:t xml:space="preserve"> Cornelio respondió: —Hace 3 días, a esta misma hora, estaba orando en mi casa a las 3 de la tarde. De pronto se me apareció un hombre vestido con ropa resplandeciente.</w:t>
       </w:r>
     </w:p>
     <w:p>
@@ -7918,7 +7918,7 @@
         <w:rPr>
           <w:lang w:val="es_ES" w:bidi="es_ES"/>
         </w:rPr>
-        <w:t xml:space="preserve"> Me dijo: "Cornelio, Dios ha escuchado tu oración y ha tomado en cuenta tus obras de caridad.</w:t>
+        <w:t xml:space="preserve"> Me dijo: “Cornelio, Dios ha escuchado tu oración y ha tomado en cuenta tus obras de caridad.</w:t>
       </w:r>
     </w:p>
     <w:p>
@@ -7939,7 +7939,7 @@
         <w:rPr>
           <w:lang w:val="es_ES" w:bidi="es_ES"/>
         </w:rPr>
-        <w:t xml:space="preserve"> Envía a alguien a Jope a buscar a Simón, al que también llaman Pedro. Él se hospeda en la casa de Simón el curtidor, junto al mar".</w:t>
+        <w:t xml:space="preserve"> Envía a alguien a Jope a buscar a Simón, al que también llaman Pedro. Él se hospeda en la casa de Simón, el curtidor, junto al mar”.</w:t>
       </w:r>
     </w:p>
     <w:p>
@@ -8017,7 +8017,7 @@
           <w:vertAlign w:val="superscript"/>
           <w:lang w:val="es_ES" w:bidi="es_ES"/>
         </w:rPr>
-        <w:t>37</w:t>
+        <w:t>36-37</w:t>
       </w:r>
       <w:r>
         <w:rPr>
@@ -8191,7 +8191,7 @@
         <w:rPr>
           <w:lang w:val="es_ES" w:bidi="es_ES"/>
         </w:rPr>
-        <w:t xml:space="preserve"> Los creyentes judíos que habían venido con Pedro estaban asombrados de que el don del Espíritu Santo se derramara también sobre los no judíos,</w:t>
+        <w:t xml:space="preserve"> Los creyentes judíos que habían venido con Pedro estaban asombrados de que el don del Espíritu Santo se derramara también sobre los no judíos.</w:t>
       </w:r>
     </w:p>
     <w:p>
@@ -8212,7 +8212,7 @@
         <w:rPr>
           <w:lang w:val="es_ES" w:bidi="es_ES"/>
         </w:rPr>
-        <w:t xml:space="preserve"> pues los oían hablar en lenguas y alabar a Dios. Entonces Pedro dijo:</w:t>
+        <w:t xml:space="preserve"> Los oían hablar en lenguas y alabar a Dios. Entonces Pedro dijo:</w:t>
       </w:r>
     </w:p>
     <w:p>
@@ -8417,7 +8417,7 @@
         <w:rPr>
           <w:lang w:val="es_ES" w:bidi="es_ES"/>
         </w:rPr>
-        <w:t xml:space="preserve"> Entonces oí una voz que me decía: "Pedro, levántate, mata y come".</w:t>
+        <w:t xml:space="preserve"> Entonces oí una voz que me decía: “Pedro, levántate, mata y come”.</w:t>
       </w:r>
     </w:p>
     <w:p>
@@ -8438,7 +8438,7 @@
         <w:rPr>
           <w:lang w:val="es_ES" w:bidi="es_ES"/>
         </w:rPr>
-        <w:t xml:space="preserve"> Yo repliqué: "¡No, Señor! Jamás he comido nada impuro o inmundo".</w:t>
+        <w:t xml:space="preserve"> Yo repliqué: "¡No, Señor! Jamás he comido nada impuro o inmundo”.</w:t>
       </w:r>
     </w:p>
     <w:p>
@@ -8459,7 +8459,7 @@
         <w:rPr>
           <w:lang w:val="es_ES" w:bidi="es_ES"/>
         </w:rPr>
-        <w:t xml:space="preserve"> La voz me habló de nuevo: "No llames impuro a aquello que Dios ha purificado".</w:t>
+        <w:t xml:space="preserve"> La voz me habló de nuevo: “No llames impuro a aquello que Dios ha purificado”.</w:t>
       </w:r>
     </w:p>
     <w:p>
@@ -8606,7 +8606,7 @@
         <w:rPr>
           <w:lang w:val="es_ES" w:bidi="es_ES"/>
         </w:rPr>
-        <w:t xml:space="preserve"> Entonces recordé las palabras del Señor: "Juan bautizó con agua, pero ustedes serán bautizados con el Espíritu Santo".</w:t>
+        <w:t xml:space="preserve"> Entonces recordé las palabras del Señor: “Juan bautizó con agua, pero ustedes serán bautizados con el Espíritu Santo”.</w:t>
       </w:r>
     </w:p>
     <w:p>
@@ -8648,7 +8648,7 @@
         <w:rPr>
           <w:lang w:val="es_ES" w:bidi="es_ES"/>
         </w:rPr>
-        <w:t xml:space="preserve"> Al oír esto, se calmaron y alabaron a Dios diciendo:—Entonces Dios también ha concedido a los no judíos que se arrepientan para alcanzar la vida.</w:t>
+        <w:t xml:space="preserve"> Al oír esto, se calmaron y alabaron a Dios diciendo: —Entonces Dios también ha concedido a los no judíos que se arrepientan para alcanzar la vida.</w:t>
       </w:r>
     </w:p>
     <w:p>
@@ -9063,7 +9063,7 @@
         <w:rPr>
           <w:lang w:val="es_ES" w:bidi="es_ES"/>
         </w:rPr>
-        <w:t xml:space="preserve"> De repente, una luz iluminó la celda y un ángel del Señor apareció junto a Pedro. El ángel le tocó el costado para despertarlo y le dijo:—¡Levántate rápido!Las cadenas se le cayeron de las manos.</w:t>
+        <w:t xml:space="preserve"> De repente, una luz iluminó la celda y un ángel del Señor apareció junto a Pedro. El ángel le tocó el costado para despertarlo y le dijo: —¡Levántate rápido! Las cadenas se le cayeron de las manos.</w:t>
       </w:r>
     </w:p>
     <w:p>
@@ -9084,7 +9084,7 @@
         <w:rPr>
           <w:lang w:val="es_ES" w:bidi="es_ES"/>
         </w:rPr>
-        <w:t xml:space="preserve"> El ángel le ordenó:—Vístete y ponte las sandalias.Pedro obedeció. Entonces el ángel le dijo:—Ponte el manto y sígueme.</w:t>
+        <w:t xml:space="preserve"> El ángel le ordenó: —Vístete y ponte las sandalias. Pedro obedeció. Entonces el ángel le dijo: —Ponte el manto y sígueme.</w:t>
       </w:r>
     </w:p>
     <w:p>
@@ -9147,7 +9147,7 @@
         <w:rPr>
           <w:lang w:val="es_ES" w:bidi="es_ES"/>
         </w:rPr>
-        <w:t xml:space="preserve"> Entonces Pedro reaccionó y comprendió lo que había sucedido. Se dijo: «Ahora no me cabe duda de que el Señor envió a su ángel para rescatarme del poder de Herodes y de todo lo que el pueblo judío esperaba que me hiciera».</w:t>
+        <w:t xml:space="preserve"> Entonces Pedro reaccionó y comprendió lo que había sucedido. Se dijo: “Ahora no me cabe duda de que el Señor envió a su ángel para rescatarme del poder de Herodes y de todo lo que el pueblo judío esperaba que me hiciera”.</w:t>
       </w:r>
     </w:p>
     <w:p>
@@ -9168,7 +9168,7 @@
         <w:rPr>
           <w:lang w:val="es_ES" w:bidi="es_ES"/>
         </w:rPr>
-        <w:t xml:space="preserve"> Entonces, pensando en esto, se dirigió a la casa de María, la madre de Juan Marcos, donde muchos estaban reunidos orando.</w:t>
+        <w:t xml:space="preserve"> Entonces, pensando en esto, se dirigió a la casa de María, la madre de Juan Marcos. Allí muchos estaban reunidos orando.</w:t>
       </w:r>
     </w:p>
     <w:p>
@@ -9231,7 +9231,7 @@
         <w:rPr>
           <w:lang w:val="es_ES" w:bidi="es_ES"/>
         </w:rPr>
-        <w:t xml:space="preserve"> —¡Estás loca! —le dijeron.Pero ella insistía en que era cierto. Entonces ellos dijeron:—Debe de ser su ángel.</w:t>
+        <w:t xml:space="preserve"> —¡Estás loca! —le dijeron. Pero ella insistía en que era cierto. Entonces ellos dijeron: —Debe de ser su ángel.</w:t>
       </w:r>
     </w:p>
     <w:p>
@@ -9273,7 +9273,7 @@
         <w:rPr>
           <w:lang w:val="es_ES" w:bidi="es_ES"/>
         </w:rPr>
-        <w:t xml:space="preserve"> Pero él les hizo señas con la mano para que guardaran silencio. Luego les contó cómo el Señor lo había sacado de la cárcel.—Cuéntenle esto a Santiago y a los hermanos —les dijo.Después se fue a otro lugar.</w:t>
+        <w:t xml:space="preserve"> Pero él les hizo señas con la mano para que guardaran silencio. Luego les contó cómo el Señor lo había sacado de la cárcel. —Cuéntenle esto a Santiago y a los hermanos —les dijo. Después se fue a otro lugar.</w:t>
       </w:r>
     </w:p>
     <w:p>
@@ -9478,7 +9478,7 @@
         <w:rPr>
           <w:lang w:val="es_ES" w:bidi="es_ES"/>
         </w:rPr>
-        <w:t xml:space="preserve"> En la iglesia de Antioquía había profetas y maestros: Bernabé, Simeón, llamado el Negro, Lucio de Cirene, Manaén, que se había criado con Herodes el tetrarca, y Saulo.</w:t>
+        <w:t xml:space="preserve"> En la iglesia de Antioquía había profetas y maestros: Bernabé; Simeón, llamado el Negro; Lucio, de Cirene; Manaén, que se había criado con Herodes el tetrarca; y Saulo.</w:t>
       </w:r>
     </w:p>
     <w:p>
@@ -9499,7 +9499,7 @@
         <w:rPr>
           <w:lang w:val="es_ES" w:bidi="es_ES"/>
         </w:rPr>
-        <w:t xml:space="preserve"> Un día, mientras adoraban al Señor y ayunaban, el Espíritu Santo dijo:—Apártenme a Bernabé y a Saulo para el trabajo al que los he llamado.</w:t>
+        <w:t xml:space="preserve"> Un día, mientras adoraban al Señor y ayunaban, el Espíritu Santo dijo: —Apártenme a Bernabé y a Saulo para el trabajo al que los he llamado.</w:t>
       </w:r>
     </w:p>
     <w:p>
@@ -9751,7 +9751,7 @@
         <w:rPr>
           <w:lang w:val="es_ES" w:bidi="es_ES"/>
         </w:rPr>
-        <w:t xml:space="preserve"> pero Pablo y Bernabé continuaron hasta Antioquía de Pisidia. El sábado entraron en la sinagoga y se sentaron.</w:t>
+        <w:t xml:space="preserve"> pero Pablo y Bernabé continuaron hasta Antioquía de Pisidia. El día de reposo entraron en la sinagoga y se sentaron.</w:t>
       </w:r>
     </w:p>
     <w:p>
@@ -9772,7 +9772,7 @@
         <w:rPr>
           <w:lang w:val="es_ES" w:bidi="es_ES"/>
         </w:rPr>
-        <w:t xml:space="preserve"> Después de la lectura de la ley y los profetas, los jefes de la sinagoga dijeron:—Hermanos, si tienen alguna palabra de aliento para el pueblo, hablen.</w:t>
+        <w:t xml:space="preserve"> Después de la lectura de la ley y los profetas, los jefes de la sinagoga dijeron: —Hermanos, si tienen alguna palabra de aliento para el pueblo, hablen.</w:t>
       </w:r>
     </w:p>
     <w:p>
@@ -9793,22 +9793,22 @@
         <w:rPr>
           <w:lang w:val="es_ES" w:bidi="es_ES"/>
         </w:rPr>
-        <w:t xml:space="preserve"> Pablo se puso de pie, hizo un gesto con la mano y dijo:—Israelitas y todos los que temen a Dios, escuchen.</w:t>
-      </w:r>
-    </w:p>
-    <w:p>
-      <w:pPr/>
-      <w:r>
-        <w:rPr>
-          <w:lang w:val="es_ES" w:bidi="es_ES"/>
-        </w:rPr>
-      </w:r>
-      <w:r>
-        <w:rPr>
-          <w:vertAlign w:val="superscript"/>
-          <w:lang w:val="es_ES" w:bidi="es_ES"/>
-        </w:rPr>
-        <w:t>18</w:t>
+        <w:t xml:space="preserve"> Pablo se puso de pie, hizo un gesto con la mano y dijo: —Israelitas y todos los que temen a Dios, escuchen.</w:t>
+      </w:r>
+    </w:p>
+    <w:p>
+      <w:pPr/>
+      <w:r>
+        <w:rPr>
+          <w:lang w:val="es_ES" w:bidi="es_ES"/>
+        </w:rPr>
+      </w:r>
+      <w:r>
+        <w:rPr>
+          <w:vertAlign w:val="superscript"/>
+          <w:lang w:val="es_ES" w:bidi="es_ES"/>
+        </w:rPr>
+        <w:t>17-18</w:t>
       </w:r>
       <w:r>
         <w:rPr>
@@ -9898,7 +9898,7 @@
         <w:rPr>
           <w:lang w:val="es_ES" w:bidi="es_ES"/>
         </w:rPr>
-        <w:t xml:space="preserve"> Dios lo destituyó y puso en su lugar a David. Dios mismo dijo de él: "David, hijo de Isaí, es un hombre conforme a mi corazón y hará todo lo que yo quiero".</w:t>
+        <w:t xml:space="preserve"> Dios lo destituyó y puso en su lugar a David. Dios mismo dijo de él: “David, hijo de Isaí, es un hombre conforme a mi corazón y hará todo lo que yo quiero”.</w:t>
       </w:r>
     </w:p>
     <w:p>
@@ -9961,7 +9961,7 @@
         <w:rPr>
           <w:lang w:val="es_ES" w:bidi="es_ES"/>
         </w:rPr>
-        <w:t xml:space="preserve"> Cuando Juan estaba por terminar su misión, dijo: "¿Quién piensan ustedes que soy yo? ¿El Mesías? No lo soy. Pero después de mí viene uno de quien no soy digno ni siquiera de desatarle las sandalias".</w:t>
+        <w:t xml:space="preserve"> Cuando Juan estaba por terminar su misión, dijo: "¿Quién piensan ustedes que soy yo? ¿El Mesías? No lo soy. Pero después de mí viene uno de quien no soy digno ni siquiera de desatarle las sandalias”.</w:t>
       </w:r>
     </w:p>
     <w:p>
@@ -10003,7 +10003,7 @@
         <w:rPr>
           <w:lang w:val="es_ES" w:bidi="es_ES"/>
         </w:rPr>
-        <w:t xml:space="preserve"> Los habitantes de Jerusalén y sus gobernantes no reconocieron a Jesús. Al condenarlo, cumplieron las palabras de los profetas que se leen cada sábado.</w:t>
+        <w:t xml:space="preserve"> Los habitantes de Jerusalén y sus gobernantes no reconocieron a Jesús. Al condenarlo, cumplieron las palabras de los profetas que se leen cada día de reposo.</w:t>
       </w:r>
     </w:p>
     <w:p>
@@ -10102,13 +10102,13 @@
           <w:vertAlign w:val="superscript"/>
           <w:lang w:val="es_ES" w:bidi="es_ES"/>
         </w:rPr>
-        <w:t>33</w:t>
-      </w:r>
-      <w:r>
-        <w:rPr>
-          <w:lang w:val="es_ES" w:bidi="es_ES"/>
-        </w:rPr>
-        <w:t xml:space="preserve"> »Nosotros les traemos la buena noticia de la promesa que Dios hizo a nuestros antepasados. Esa promesa nos la cumplió a nosotros, sus descendientes, al resucitar a Jesús. Así lo dice el salmo segundo: "Tú eres mi Hijo; hoy mismo te he engendrado".</w:t>
+        <w:t>32-33</w:t>
+      </w:r>
+      <w:r>
+        <w:rPr>
+          <w:lang w:val="es_ES" w:bidi="es_ES"/>
+        </w:rPr>
+        <w:t xml:space="preserve"> »Nosotros les traemos la buena noticia de la promesa que Dios hizo a nuestros antepasados. Esa promesa nos la cumplió a nosotros, sus descendientes, al resucitar a Jesús. Así lo dice el salmo segundo: “Tú eres mi Hijo; hoy mismo te he engendrado”.</w:t>
       </w:r>
     </w:p>
     <w:p>
@@ -10129,7 +10129,7 @@
         <w:rPr>
           <w:lang w:val="es_ES" w:bidi="es_ES"/>
         </w:rPr>
-        <w:t xml:space="preserve"> Lo resucitó para que nunca más volviera a la corrupción de la muerte. Así se cumplió lo que dice: "Les daré las bendiciones santas y seguras prometidas a David".</w:t>
+        <w:t xml:space="preserve"> Lo resucitó para que nunca más volviera a la corrupción de la muerte. Así se cumplió lo que dice: “Les daré las bendiciones santas y seguras prometidas a David”.</w:t>
       </w:r>
     </w:p>
     <w:p>
@@ -10150,7 +10150,7 @@
         <w:rPr>
           <w:lang w:val="es_ES" w:bidi="es_ES"/>
         </w:rPr>
-        <w:t xml:space="preserve"> Y en otro salmo dice: "No permitirás que tu amado se pudra en la tumba".</w:t>
+        <w:t xml:space="preserve"> Y en otro salmo dice: “No permitirás que tu amado se pudra en la tumba”.</w:t>
       </w:r>
     </w:p>
     <w:p>
@@ -10207,7 +10207,7 @@
           <w:vertAlign w:val="superscript"/>
           <w:lang w:val="es_ES" w:bidi="es_ES"/>
         </w:rPr>
-        <w:t>39</w:t>
+        <w:t>38-39</w:t>
       </w:r>
       <w:r>
         <w:rPr>
@@ -10255,7 +10255,7 @@
         <w:rPr>
           <w:lang w:val="es_ES" w:bidi="es_ES"/>
         </w:rPr>
-        <w:t xml:space="preserve"> "Miren, burlones, asómbrense y mueran. Voy a hacer algo en sus días que no creerán, aunque alguien se lo cuente".</w:t>
+        <w:t xml:space="preserve"> "Miren, burlones, asómbrense y mueran. Voy a hacer algo en sus días que no creerán, aunque alguien se lo cuente”.</w:t>
       </w:r>
     </w:p>
     <w:p>
@@ -10276,7 +10276,7 @@
         <w:rPr>
           <w:lang w:val="es_ES" w:bidi="es_ES"/>
         </w:rPr>
-        <w:t xml:space="preserve"> Al salir de la sinagoga, les pidieron que regresaran el siguiente sábado para hablarles más de estas cosas.</w:t>
+        <w:t xml:space="preserve"> Al salir de la sinagoga, les pidieron que regresaran el siguiente día de reposo para hablarles más de estas cosas.</w:t>
       </w:r>
     </w:p>
     <w:p>
@@ -10318,7 +10318,7 @@
         <w:rPr>
           <w:lang w:val="es_ES" w:bidi="es_ES"/>
         </w:rPr>
-        <w:t xml:space="preserve"> El siguiente sábado, casi toda la ciudad se reunió para escuchar la palabra del Señor.</w:t>
+        <w:t xml:space="preserve"> El siguiente día de reposo, casi toda la ciudad se reunió para escuchar la palabra del Señor.</w:t>
       </w:r>
     </w:p>
     <w:p>
@@ -10360,7 +10360,7 @@
         <w:rPr>
           <w:lang w:val="es_ES" w:bidi="es_ES"/>
         </w:rPr>
-        <w:t xml:space="preserve"> Entonces Pablo y Bernabé les hablaron con valentía:—Era necesario que primero les anunciáramos la palabra de Dios a ustedes. Pero como la rechazan y no se consideran dignos de la vida eterna, ahora nos dirigimos a los no judíos.</w:t>
+        <w:t xml:space="preserve"> Entonces Pablo y Bernabé les hablaron con valentía: —Era necesario que primero les anunciáramos la palabra de Dios a ustedes. Pero como la rechazan y no se consideran dignos de la vida eterna, ahora nos dirigimos a los no judíos.</w:t>
       </w:r>
     </w:p>
     <w:p>
@@ -10381,7 +10381,7 @@
         <w:rPr>
           <w:lang w:val="es_ES" w:bidi="es_ES"/>
         </w:rPr>
-        <w:t xml:space="preserve"> Así nos lo ha ordenado el Señor: "Te convertiré en luz para las naciones del mundo para que lleves mi salvación hasta los confines de la tierra".</w:t>
+        <w:t xml:space="preserve"> Así nos lo ha ordenado el Señor: “Te convertiré en luz para las naciones del mundo para que lleves mi salvación hasta los confines de la tierra”.</w:t>
       </w:r>
     </w:p>
     <w:p>
@@ -10649,7 +10649,7 @@
         <w:rPr>
           <w:lang w:val="es_ES" w:bidi="es_ES"/>
         </w:rPr>
-        <w:t xml:space="preserve"> Allí predicaron el evangelio.</w:t>
+        <w:t xml:space="preserve"> Allí predicaron las buenas noticias.</w:t>
       </w:r>
     </w:p>
     <w:p>
@@ -10712,7 +10712,7 @@
         <w:rPr>
           <w:lang w:val="es_ES" w:bidi="es_ES"/>
         </w:rPr>
-        <w:t xml:space="preserve"> —¡Levántate! —le ordenó Pablo con voz fuerte.El hombre se levantó de un salto y comenzó a caminar.</w:t>
+        <w:t xml:space="preserve"> —¡Levántate! —le ordenó Pablo con voz fuerte. El hombre se levantó de un salto y comenzó a caminar.</w:t>
       </w:r>
     </w:p>
     <w:p>
@@ -10733,7 +10733,7 @@
         <w:rPr>
           <w:lang w:val="es_ES" w:bidi="es_ES"/>
         </w:rPr>
-        <w:t xml:space="preserve"> Cuando la multitud vio lo que Pablo había hecho, comenzaron a gritar en su idioma de Licaonia:—¡Los dioses han bajado a nosotros en forma humana!</w:t>
+        <w:t xml:space="preserve"> Cuando la multitud vio lo que Pablo había hecho, comenzaron a gritar en su idioma de Licaonia: —¡Los dioses han bajado a nosotros en forma humana!</w:t>
       </w:r>
     </w:p>
     <w:p>
@@ -10943,7 +10943,7 @@
         <w:rPr>
           <w:lang w:val="es_ES" w:bidi="es_ES"/>
         </w:rPr>
-        <w:t xml:space="preserve"> Después de predicar el evangelio en Derbe y hacer muchos discípulos, regresaron a Listra, Iconio y Antioquía.</w:t>
+        <w:t xml:space="preserve"> Después de predicar las buenas noticias en Derbe y hacer muchos discípulos, regresaron a Listra, Iconio y Antioquía.</w:t>
       </w:r>
     </w:p>
     <w:p>
@@ -10964,7 +10964,7 @@
         <w:rPr>
           <w:lang w:val="es_ES" w:bidi="es_ES"/>
         </w:rPr>
-        <w:t xml:space="preserve"> Fortalecieron a los discípulos y los animaron a permanecer firmes en la fe. Les decían:—Es necesario pasar por muchas dificultades para entrar en el reino de Dios.</w:t>
+        <w:t xml:space="preserve"> Fortalecieron a los discípulos y los animaron a permanecer firmes en la fe. Les decían: —Es necesario pasar por muchas dificultades para entrar en el reino de Dios.</w:t>
       </w:r>
     </w:p>
     <w:p>
@@ -11127,7 +11127,7 @@
         <w:rPr>
           <w:lang w:val="es_ES" w:bidi="es_ES"/>
         </w:rPr>
-        <w:t xml:space="preserve"> Algunos hombres que llegaron de Judea comenzaron a enseñar a los hermanos:—A menos que se circunciden según la ley de Moisés, no pueden ser salvos.</w:t>
+        <w:t xml:space="preserve"> Algunos hombres que llegaron de Judea comenzaron a enseñar a los hermanos: —A menos que se circunciden según la ley de Moisés, no pueden ser salvos.</w:t>
       </w:r>
     </w:p>
     <w:p>
@@ -11211,7 +11211,7 @@
         <w:rPr>
           <w:lang w:val="es_ES" w:bidi="es_ES"/>
         </w:rPr>
-        <w:t xml:space="preserve"> Entonces algunos creyentes que habían sido fariseos se pusieron de pie y dijeron:—Es necesario circuncidarlos y exigirles que obedezcan la ley de Moisés.</w:t>
+        <w:t xml:space="preserve"> Entonces algunos creyentes que habían sido fariseos se pusieron de pie y dijeron: —Es necesario circuncidarlos y exigirles que obedezcan la ley de Moisés.</w:t>
       </w:r>
     </w:p>
     <w:p>
@@ -11358,7 +11358,7 @@
         <w:rPr>
           <w:lang w:val="es_ES" w:bidi="es_ES"/>
         </w:rPr>
-        <w:t xml:space="preserve"> Toda la asamblea guardó silencio y escuchó a Bernabé y a Pablo mientras relataban las señales y los prodigios que Dios había hecho por medio de ellos entre los no judíos.</w:t>
+        <w:t xml:space="preserve"> Toda la asamblea guardó silencio. Escucharon a Bernabé y a Pablo mientras relataban las señales y los prodigios que Dios había hecho por medio de ellos entre los no judíos.</w:t>
       </w:r>
     </w:p>
     <w:p>
@@ -11484,7 +11484,7 @@
         <w:rPr>
           <w:lang w:val="es_ES" w:bidi="es_ES"/>
         </w:rPr>
-        <w:t xml:space="preserve"> Esto lo dice el Señor, que hace conocer estas cosas desde tiempos antiguos".</w:t>
+        <w:t xml:space="preserve"> Esto lo dice el Señor, que hace conocer estas cosas desde tiempos antiguos”.</w:t>
       </w:r>
     </w:p>
     <w:p>
@@ -11547,7 +11547,7 @@
         <w:rPr>
           <w:lang w:val="es_ES" w:bidi="es_ES"/>
         </w:rPr>
-        <w:t xml:space="preserve"> Además, desde tiempos antiguos la ley de Moisés ya se proclama en cada ciudad y se lee en las sinagogas cada sábado.</w:t>
+        <w:t xml:space="preserve"> Además, desde tiempos antiguos la ley de Moisés ya se proclama en cada ciudad y se lee en las sinagogas cada día de reposo.</w:t>
       </w:r>
     </w:p>
     <w:p>
@@ -11589,7 +11589,7 @@
         <w:rPr>
           <w:lang w:val="es_ES" w:bidi="es_ES"/>
         </w:rPr>
-        <w:t xml:space="preserve"> Enviaron con ellos esta carta:«Los apóstoles y los ancianos, a los hermanos no judíos de Antioquía, Siria y Cilicia: Saludos.</w:t>
+        <w:t xml:space="preserve"> Enviaron con ellos esta carta: “Los apóstoles y los ancianos, a los hermanos no judíos de Antioquía, Siria y Cilicia: Saludos.</w:t>
       </w:r>
     </w:p>
     <w:p>
@@ -11631,7 +11631,7 @@
         <w:rPr>
           <w:lang w:val="es_ES" w:bidi="es_ES"/>
         </w:rPr>
-        <w:t xml:space="preserve"> Por eso, de común acuerdo, decidimos elegir a algunos hombres y enviarlos con nuestros queridos hermanos Bernabé y Pablo,</w:t>
+        <w:t xml:space="preserve"> Por eso, de común acuerdo, decidimos elegir a algunos hombres y enviarlos con nuestros queridos hermanos Bernabé y Pablo.</w:t>
       </w:r>
     </w:p>
     <w:p>
@@ -11652,7 +11652,7 @@
         <w:rPr>
           <w:lang w:val="es_ES" w:bidi="es_ES"/>
         </w:rPr>
-        <w:t xml:space="preserve"> quienes han arriesgado sus vidas por el nombre de nuestro Señor Jesucristo.</w:t>
+        <w:t xml:space="preserve"> Estos han arriesgado sus vidas por el nombre de nuestro Señor Jesucristo.</w:t>
       </w:r>
     </w:p>
     <w:p>
@@ -11715,7 +11715,7 @@
         <w:rPr>
           <w:lang w:val="es_ES" w:bidi="es_ES"/>
         </w:rPr>
-        <w:t xml:space="preserve"> Solo les pedimos que se abstengan de comer alimentos ofrecidos a los ídolos, de comer sangre y de comer carne de animales estrangulados. Les pedimos que se aparten de la inmoralidad sexual. Si evitan estas cosas, harán bien. Enviamos esta carta con nuestros mejores deseos».</w:t>
+        <w:t xml:space="preserve"> Solo les pedimos que se abstengan de comer alimentos ofrecidos a los ídolos, de comer sangre y de comer carne de animales estrangulados. Les pedimos que se aparten de la inmoralidad sexual. Si evitan estas cosas, harán bien. Enviamos esta carta con nuestros mejores deseos”.</w:t>
       </w:r>
     </w:p>
     <w:p>
@@ -11841,7 +11841,7 @@
         <w:rPr>
           <w:lang w:val="es_ES" w:bidi="es_ES"/>
         </w:rPr>
-        <w:t xml:space="preserve"> Algunos días después, Pablo le propuso a Bernabé:—Volvamos a visitar a los creyentes en todas las ciudades donde hemos predicado la palabra del Señor, para ver cómo están.</w:t>
+        <w:t xml:space="preserve"> Algunos días después, Pablo le propuso a Bernabé: —Volvamos a visitar a los creyentes en todas las ciudades donde hemos predicado la palabra del Señor, para ver cómo están.</w:t>
       </w:r>
     </w:p>
     <w:p>
@@ -11919,13 +11919,13 @@
           <w:vertAlign w:val="superscript"/>
           <w:lang w:val="es_ES" w:bidi="es_ES"/>
         </w:rPr>
-        <w:t>41</w:t>
-      </w:r>
-      <w:r>
-        <w:rPr>
-          <w:lang w:val="es_ES" w:bidi="es_ES"/>
-        </w:rPr>
-        <w:t xml:space="preserve"> Pablo, por suparte, escogió a Silas. Los hermanos los encomendaron a la gracia del Señor, y Pablo partió hacia Siria y Cilicia para fortalecer a las iglesias.</w:t>
+        <w:t>40-41</w:t>
+      </w:r>
+      <w:r>
+        <w:rPr>
+          <w:lang w:val="es_ES" w:bidi="es_ES"/>
+        </w:rPr>
+        <w:t xml:space="preserve"> Pablo, por su parte, escogió a Silas. Los hermanos los encomendaron a la gracia del Señor. Pablo partió hacia Siria y Cilicia para fortalecer a las iglesias.</w:t>
       </w:r>
     </w:p>
     <w:p>
@@ -12130,7 +12130,7 @@
         <w:rPr>
           <w:lang w:val="es_ES" w:bidi="es_ES"/>
         </w:rPr>
-        <w:t xml:space="preserve"> Aquella noche, Pablo tuvo una visión. Vio a un hombre de Macedonia que le rogaba:—Ven a Macedonia a ayudarnos.</w:t>
+        <w:t xml:space="preserve"> Aquella noche, Pablo tuvo una visión. Vio a un hombre de Macedonia que le rogaba: —Ven a Macedonia a ayudarnos.</w:t>
       </w:r>
     </w:p>
     <w:p>
@@ -12214,7 +12214,7 @@
         <w:rPr>
           <w:lang w:val="es_ES" w:bidi="es_ES"/>
         </w:rPr>
-        <w:t xml:space="preserve"> El sábado salimos fuera de la ciudad, junto al río, donde pensábamos que habría un lugar de oración. Nos sentamos y hablamos con las mujeres que se habían reunido allí.</w:t>
+        <w:t xml:space="preserve"> El día de reposo salimos fuera de la ciudad, junto al río, donde pensábamos que habría un lugar de oración. Nos sentamos y hablamos con las mujeres que se habían reunido allí.</w:t>
       </w:r>
     </w:p>
     <w:p>
@@ -12256,7 +12256,7 @@
         <w:rPr>
           <w:lang w:val="es_ES" w:bidi="es_ES"/>
         </w:rPr>
-        <w:t xml:space="preserve"> Cuando ella y su familia fueron bautizadas, nos invitó: —Si me tienen por creyente en el Señor, vengan a quedarse en mi casa.Y nos convenció.</w:t>
+        <w:t xml:space="preserve"> Cuando ella y su familia fueron bautizadas, nos invitó: —Si me tienen por creyente en el Señor, vengan a quedarse en mi casa. Y nos convenció.</w:t>
       </w:r>
     </w:p>
     <w:p>
@@ -12298,7 +12298,7 @@
         <w:rPr>
           <w:lang w:val="es_ES" w:bidi="es_ES"/>
         </w:rPr>
-        <w:t xml:space="preserve"> Ella comenzó a seguirnos, gritando:—¡Estos hombres son siervos del Dios Altísimo y les anuncian el camino de salvación!</w:t>
+        <w:t xml:space="preserve"> Ella comenzó a seguirnos, gritando: —¡Estos hombres son siervos del Dios Altísimo y les anuncian el camino de salvación!</w:t>
       </w:r>
     </w:p>
     <w:p>
@@ -12340,28 +12340,28 @@
         <w:rPr>
           <w:lang w:val="es_ES" w:bidi="es_ES"/>
         </w:rPr>
-        <w:t xml:space="preserve"> Cuando los amos de la joven vieron que se había esfumado su esperanza de ganar dinero, agarraron a Pablo y a Silas y los arrastraron a la plaza ante las autoridades.</w:t>
-      </w:r>
-    </w:p>
-    <w:p>
-      <w:pPr/>
-      <w:r>
-        <w:rPr>
-          <w:lang w:val="es_ES" w:bidi="es_ES"/>
-        </w:rPr>
-      </w:r>
-      <w:r>
-        <w:rPr>
-          <w:vertAlign w:val="superscript"/>
-          <w:lang w:val="es_ES" w:bidi="es_ES"/>
-        </w:rPr>
-        <w:t>21</w:t>
-      </w:r>
-      <w:r>
-        <w:rPr>
-          <w:lang w:val="es_ES" w:bidi="es_ES"/>
-        </w:rPr>
-        <w:t xml:space="preserve"> Los acusaron ante los magistrados diciendo:—Estos judíos están causando problemas en nuestra ciudad. Están enseñando costumbres que van en contra de las leyes romanas.</w:t>
+        <w:t xml:space="preserve"> Cuando los amos de la joven vieron que se había esfumado su esperanza de ganar dinero, agarraron a Pablo y a Silas. Los arrastraron a la plaza ante las autoridades.</w:t>
+      </w:r>
+    </w:p>
+    <w:p>
+      <w:pPr/>
+      <w:r>
+        <w:rPr>
+          <w:lang w:val="es_ES" w:bidi="es_ES"/>
+        </w:rPr>
+      </w:r>
+      <w:r>
+        <w:rPr>
+          <w:vertAlign w:val="superscript"/>
+          <w:lang w:val="es_ES" w:bidi="es_ES"/>
+        </w:rPr>
+        <w:t>20-21</w:t>
+      </w:r>
+      <w:r>
+        <w:rPr>
+          <w:lang w:val="es_ES" w:bidi="es_ES"/>
+        </w:rPr>
+        <w:t xml:space="preserve"> Los acusaron ante los magistrados diciendo: —Estos judíos están causando problemas en nuestra ciudad. Están enseñando costumbres que van en contra de las leyes romanas.</w:t>
       </w:r>
     </w:p>
     <w:p>
@@ -12508,7 +12508,7 @@
         <w:rPr>
           <w:lang w:val="es_ES" w:bidi="es_ES"/>
         </w:rPr>
-        <w:t xml:space="preserve"> Pablo le gritó:—¡No te hagas daño! ¡Todos estamos aquí!</w:t>
+        <w:t xml:space="preserve"> Pablo le gritó: —¡No te hagas daño! ¡Todos estamos aquí!</w:t>
       </w:r>
     </w:p>
     <w:p>
@@ -12529,7 +12529,7 @@
         <w:rPr>
           <w:lang w:val="es_ES" w:bidi="es_ES"/>
         </w:rPr>
-        <w:t xml:space="preserve"> El carcelero pidió que trajeran luz, entró corriendo y se arrojó temblando delante de Pablo y Silas.</w:t>
+        <w:t xml:space="preserve"> El carcelero pidió que trajeran luz. Entró corriendo y se arrojó temblando delante de Pablo y Silas.</w:t>
       </w:r>
     </w:p>
     <w:p>
@@ -12550,7 +12550,7 @@
         <w:rPr>
           <w:lang w:val="es_ES" w:bidi="es_ES"/>
         </w:rPr>
-        <w:t xml:space="preserve"> Luego los sacó y les preguntó:—Señores, ¿qué debo hacer para ser salvo?</w:t>
+        <w:t xml:space="preserve"> Luego los sacó y les preguntó: —Señores, ¿qué debo hacer para ser salvo?</w:t>
       </w:r>
     </w:p>
     <w:p>
@@ -12655,7 +12655,7 @@
         <w:rPr>
           <w:lang w:val="es_ES" w:bidi="es_ES"/>
         </w:rPr>
-        <w:t xml:space="preserve"> A la mañana siguiente, los magistrados enviaron a los guardias con este mensaje:—Suelta a esos hombres.</w:t>
+        <w:t xml:space="preserve"> A la mañana siguiente, los magistrados enviaron a los guardias con este mensaje: —Suelta a esos hombres.</w:t>
       </w:r>
     </w:p>
     <w:p>
@@ -12697,7 +12697,7 @@
         <w:rPr>
           <w:lang w:val="es_ES" w:bidi="es_ES"/>
         </w:rPr>
-        <w:t xml:space="preserve"> Pero Pablo le respondió:—¡De ninguna manera! Nos golpearon públicamente sin juicio, siendo ciudadanos romanos, y nos echaron en la cárcel. ¿Y ahora quieren sacarnos a escondidas? ¡No! Que vengan ellos mismos a sacarnos.</w:t>
+        <w:t xml:space="preserve"> Pero Pablo le respondió: —¡De ninguna manera! Nos golpearon públicamente sin juicio, siendo ciudadanos romanos, y nos echaron en la cárcel. ¿Y ahora quieren sacarnos a escondidas? ¡No! Que vengan ellos mismos a sacarnos.</w:t>
       </w:r>
     </w:p>
     <w:p>
@@ -12818,7 +12818,7 @@
         <w:rPr>
           <w:lang w:val="es_ES" w:bidi="es_ES"/>
         </w:rPr>
-        <w:t xml:space="preserve"> Pablo, siguiendo su costumbre, entró allí. Durante 3 sábados discutió con ellos basándose en las Escrituras.</w:t>
+        <w:t xml:space="preserve"> Pablo, siguiendo su costumbre, entró allí. Durante 3 días de reposo discutió con ellos basándose en las Escrituras.</w:t>
       </w:r>
     </w:p>
     <w:p>
@@ -12839,7 +12839,7 @@
         <w:rPr>
           <w:lang w:val="es_ES" w:bidi="es_ES"/>
         </w:rPr>
-        <w:t xml:space="preserve"> Les explicaba y les demostraba que era necesario que el Mesías padeciera y resucitara de entre los muertos. Les decía:—Este Jesús que les anuncio es el Mesías, el Cristo.</w:t>
+        <w:t xml:space="preserve"> Les explicaba y les demostraba que era necesario que el Mesías padeciera y resucitara de entre los muertos. Les decía: —Este Jesús que les anuncio es el Mesías, el Cristo.</w:t>
       </w:r>
     </w:p>
     <w:p>
@@ -12902,7 +12902,7 @@
         <w:rPr>
           <w:lang w:val="es_ES" w:bidi="es_ES"/>
         </w:rPr>
-        <w:t xml:space="preserve"> Al no encontrarlos allí, arrastraron a Jasón y a algunos otros creyentes ante las autoridades de la ciudad. Gritaban:—Esos que han revolucionado el mundo entero han llegado también acá</w:t>
+        <w:t xml:space="preserve"> Al no encontrarlos allí, arrastraron a Jasón y a algunos otros creyentes ante las autoridades de la ciudad. Gritaban: —Esos que han revolucionado el mundo entero han llegado también acá.</w:t>
       </w:r>
     </w:p>
     <w:p>
@@ -12923,7 +12923,7 @@
         <w:rPr>
           <w:lang w:val="es_ES" w:bidi="es_ES"/>
         </w:rPr>
-        <w:t xml:space="preserve"> y Jasón los ha recibido en su casa. Todos ellos actúan en contra de los decretos del césar, diciendo que hay otro rey, Jesús.</w:t>
+        <w:t xml:space="preserve"> Jasón los ha recibido en su casa. Todos ellos actúan en contra de los decretos del césar, diciendo que hay otro rey, Jesús.</w:t>
       </w:r>
     </w:p>
     <w:p>
@@ -13154,28 +13154,28 @@
         <w:rPr>
           <w:lang w:val="es_ES" w:bidi="es_ES"/>
         </w:rPr>
-        <w:t xml:space="preserve"> Algunos filósofos epicúreos y estoicos hablaban con él. Unos decían:—¿Qué querrá decir este charlatán?Otros comentaban:—Parece que predica sobre dioses extranjeros.Decían esto porque Pablo les hablaba de Jesús y de la resurrección.</w:t>
-      </w:r>
-    </w:p>
-    <w:p>
-      <w:pPr/>
-      <w:r>
-        <w:rPr>
-          <w:lang w:val="es_ES" w:bidi="es_ES"/>
-        </w:rPr>
-      </w:r>
-      <w:r>
-        <w:rPr>
-          <w:vertAlign w:val="superscript"/>
-          <w:lang w:val="es_ES" w:bidi="es_ES"/>
-        </w:rPr>
-        <w:t>20</w:t>
-      </w:r>
-      <w:r>
-        <w:rPr>
-          <w:lang w:val="es_ES" w:bidi="es_ES"/>
-        </w:rPr>
-        <w:t xml:space="preserve"> Entonces lo llevaron al Areópago y le dijeron:—¿Puedes explicarnos esta nueva enseñanza que estás presentando? Dices cosas extrañas y queremos saber qué significan.</w:t>
+        <w:t xml:space="preserve"> Algunos filósofos epicúreos y estoicos hablaban con él. Unos decían: —¿Qué querrá decir este charlatán? Otros comentaban: —Parece que predica sobre dioses extranjeros. Decían esto porque Pablo les hablaba de Jesús y de la resurrección.</w:t>
+      </w:r>
+    </w:p>
+    <w:p>
+      <w:pPr/>
+      <w:r>
+        <w:rPr>
+          <w:lang w:val="es_ES" w:bidi="es_ES"/>
+        </w:rPr>
+      </w:r>
+      <w:r>
+        <w:rPr>
+          <w:vertAlign w:val="superscript"/>
+          <w:lang w:val="es_ES" w:bidi="es_ES"/>
+        </w:rPr>
+        <w:t>19-20</w:t>
+      </w:r>
+      <w:r>
+        <w:rPr>
+          <w:lang w:val="es_ES" w:bidi="es_ES"/>
+        </w:rPr>
+        <w:t xml:space="preserve"> Entonces lo llevaron al Areópago y le dijeron: —¿Puedes explicarnos esta nueva enseñanza que estás presentando? Dices cosas extrañas y queremos saber qué significan.</w:t>
       </w:r>
     </w:p>
     <w:p>
@@ -13217,7 +13217,7 @@
         <w:rPr>
           <w:lang w:val="es_ES" w:bidi="es_ES"/>
         </w:rPr>
-        <w:t xml:space="preserve"> Pablo se puso de pie en medio del Areópago y dijo:—Atenienses, veo que ustedes son muy religiosos en todo sentido.</w:t>
+        <w:t xml:space="preserve"> Pablo se puso de pie en medio del Areópago y dijo: —Atenienses, veo que ustedes son muy religiosos en todo sentido.</w:t>
       </w:r>
     </w:p>
     <w:p>
@@ -13238,7 +13238,7 @@
         <w:rPr>
           <w:lang w:val="es_ES" w:bidi="es_ES"/>
         </w:rPr>
-        <w:t xml:space="preserve"> Al recorrer la ciudad observé que entre todos los altares que tienen hay uno con esta inscripción: "Al Dios desconocido". Pues bien, ese Dios que ustedes adoran sin conocer es al que yo les anuncio.</w:t>
+        <w:t xml:space="preserve"> Al recorrer la ciudad observé que entre todos los altares que tienen hay uno con esta inscripción: “Al Dios desconocido”. Pues bien, ese Dios que ustedes adoran sin conocer es al que yo les anuncio.</w:t>
       </w:r>
     </w:p>
     <w:p>
@@ -13343,7 +13343,7 @@
         <w:rPr>
           <w:lang w:val="es_ES" w:bidi="es_ES"/>
         </w:rPr>
-        <w:t xml:space="preserve"> En él vivimos, nos movemos y existimos. Como dijo uno de los poetas de ustedes: "De él somos descendientes".</w:t>
+        <w:t xml:space="preserve"> En él vivimos, nos movemos y existimos. Como dijo uno de los poetas de ustedes: “De él somos descendientes”.</w:t>
       </w:r>
     </w:p>
     <w:p>
@@ -13427,7 +13427,7 @@
         <w:rPr>
           <w:lang w:val="es_ES" w:bidi="es_ES"/>
         </w:rPr>
-        <w:t xml:space="preserve"> Cuando oyeron hablar de la resurrección de los muertos, algunos se burlaron; pero otros dijeron:—Queremos que nos hables más sobre este tema en otra ocasión.</w:t>
+        <w:t xml:space="preserve"> Cuando oyeron hablar de la resurrección de los muertos, algunos se burlaron; pero otros dijeron: —Queremos que nos hables más sobre este tema en otra ocasión.</w:t>
       </w:r>
     </w:p>
     <w:p>
@@ -13548,7 +13548,7 @@
         <w:rPr>
           <w:lang w:val="es_ES" w:bidi="es_ES"/>
         </w:rPr>
-        <w:t xml:space="preserve"> Como eran fabricantes de tiendas, igual que Pablo, este se quedó a trabajar con ellos.</w:t>
+        <w:t xml:space="preserve"> Eran fabricantes de tiendas, igual que Pablo. Por eso Pablo se quedó a trabajar con ellos.</w:t>
       </w:r>
     </w:p>
     <w:p>
@@ -13569,7 +13569,7 @@
         <w:rPr>
           <w:lang w:val="es_ES" w:bidi="es_ES"/>
         </w:rPr>
-        <w:t xml:space="preserve"> Todos los sábados, Pablo discutía en la sinagoga e intentaba persuadir tanto a judíos como a no judíos.</w:t>
+        <w:t xml:space="preserve"> Todos los días de reposo, Pablo discutía en la sinagoga e intentaba persuadir tanto a judíos como a no judíos.</w:t>
       </w:r>
     </w:p>
     <w:p>
@@ -13611,7 +13611,7 @@
         <w:rPr>
           <w:lang w:val="es_ES" w:bidi="es_ES"/>
         </w:rPr>
-        <w:t xml:space="preserve"> Pero cuando los judíos se opusieron a él y lo insultaron, Pablo se sacudió la ropa en señal de protesta y les dijo:—Su sangre caiga sobre sus propias cabezas. Yo no tendré ninguna culpa. De ahora en adelante me iré a los no judíos.</w:t>
+        <w:t xml:space="preserve"> Pero cuando los judíos se opusieron a él y lo insultaron, Pablo se sacudió la ropa en señal de protesta. Les dijo: —Su sangre caiga sobre sus propias cabezas. Yo no tendré ninguna culpa. De ahora en adelante me iré a los no judíos.</w:t>
       </w:r>
     </w:p>
     <w:p>
@@ -13674,7 +13674,7 @@
         <w:rPr>
           <w:lang w:val="es_ES" w:bidi="es_ES"/>
         </w:rPr>
-        <w:t xml:space="preserve"> Una noche, el Señor se le apareció a Pablo en una visión y le dijo:—No tengas miedo. Sigue hablando y no te calles.</w:t>
+        <w:t xml:space="preserve"> Una noche, el Señor se le apareció a Pablo en una visión y le dijo: —No tengas miedo. Sigue hablando y no te calles.</w:t>
       </w:r>
     </w:p>
     <w:p>
@@ -13716,7 +13716,7 @@
         <w:rPr>
           <w:lang w:val="es_ES" w:bidi="es_ES"/>
         </w:rPr>
-        <w:t xml:space="preserve"> Pablo se quedó allí un año y medio más, enseñando la palabra de Dios.</w:t>
+        <w:t xml:space="preserve"> Pablo se quedó allí 1,5 años, enseñando la palabra de Dios.</w:t>
       </w:r>
     </w:p>
     <w:p>
@@ -13758,7 +13758,7 @@
         <w:rPr>
           <w:lang w:val="es_ES" w:bidi="es_ES"/>
         </w:rPr>
-        <w:t xml:space="preserve"> Lo acusaron ante el gobernador con estas palabras:—Este hombre anda convenciendo a la gente de adorar a Dios de manera contraria a la ley.</w:t>
+        <w:t xml:space="preserve"> Lo acusaron ante el gobernador con estas palabras: —Este hombre anda convenciendo a la gente de adorar a Dios de manera contraria a la ley.</w:t>
       </w:r>
     </w:p>
     <w:p>
@@ -13779,7 +13779,7 @@
         <w:rPr>
           <w:lang w:val="es_ES" w:bidi="es_ES"/>
         </w:rPr>
-        <w:t xml:space="preserve"> Cuando Pablo iba a hablar, Galión les dijo a los judíos:—Si ustedes los judíos lo acusaran de algún delito o crimen grave, tendría motivos para atenderlos.</w:t>
+        <w:t xml:space="preserve"> Cuando Pablo iba a hablar, Galión les dijo a los judíos: —Si ustedes los judíos lo acusaran de algún delito o crimen grave, tendría motivos para atenderlos.</w:t>
       </w:r>
     </w:p>
     <w:p>
@@ -13926,7 +13926,7 @@
         <w:rPr>
           <w:lang w:val="es_ES" w:bidi="es_ES"/>
         </w:rPr>
-        <w:t xml:space="preserve"> Se despidió de ellos con esta promesa:―Tengo que estar en Jerusalén durante la fiesta, pero les prometo volver a Éfeso algún día, si Dios me lo permite.Y zarpó de Éfeso.</w:t>
+        <w:t xml:space="preserve"> Se despidió de ellos con esta promesa: —Tengo que estar en Jerusalén durante la fiesta, pero les prometo volver a Éfeso algún día, si Dios me lo permite. Y zarpó de Éfeso.</w:t>
       </w:r>
     </w:p>
     <w:p>
@@ -14052,7 +14052,7 @@
         <w:rPr>
           <w:lang w:val="es_ES" w:bidi="es_ES"/>
         </w:rPr>
-        <w:t xml:space="preserve"> Cuando Apolos quiso ir a Acaya, los hermanos lo animaron y escribieron a los discípulos pidiéndoles que lo recibieran bien. Al llegar allá, fue de gran ayuda para a quienes por la gracia habían creído.</w:t>
+        <w:t xml:space="preserve"> Cuando Apolos quiso ir a Acaya, los hermanos lo animaron y escribieron a los discípulos pidiéndoles que lo recibieran bien. Al llegar allá, fue de gran ayuda para quienes por la gracia habían creído.</w:t>
       </w:r>
     </w:p>
     <w:p>
@@ -14131,7 +14131,7 @@
         <w:rPr>
           <w:lang w:val="es_ES" w:bidi="es_ES"/>
         </w:rPr>
-        <w:t xml:space="preserve"> —¿Recibieron el Espíritu Santo cuando creyeron? —les preguntó.—No —le respondieron—. Ni siquiera hemos oído hablar del Espíritu Santo.</w:t>
+        <w:t xml:space="preserve"> —¿Recibieron el Espíritu Santo cuando creyeron? —les preguntó. —No —le respondieron—. Ni siquiera hemos oído hablar del Espíritu Santo.</w:t>
       </w:r>
     </w:p>
     <w:p>
@@ -14152,7 +14152,7 @@
         <w:rPr>
           <w:lang w:val="es_ES" w:bidi="es_ES"/>
         </w:rPr>
-        <w:t xml:space="preserve"> —¿Qué bautismo recibieron entonces? —les preguntó.—El bautismo de Juan —le respondieron.</w:t>
+        <w:t xml:space="preserve"> —¿Qué bautismo recibieron entonces? —les preguntó. —El bautismo de Juan —le respondieron.</w:t>
       </w:r>
     </w:p>
     <w:p>
@@ -14173,7 +14173,7 @@
         <w:rPr>
           <w:lang w:val="es_ES" w:bidi="es_ES"/>
         </w:rPr>
-        <w:t xml:space="preserve"> Pablo les dijo:—Juan bautizó con el bautismo de arrepentimiento. Le enseñaba al pueblo que creyera en aquel que vendría después de él, es decir, en Jesús.</w:t>
+        <w:t xml:space="preserve"> Pablo les dijo: —Juan bautizó con el bautismo de arrepentimiento. Le enseñaba al pueblo que creyera en aquel que vendría después de él, es decir, en Jesús.</w:t>
       </w:r>
     </w:p>
     <w:p>
@@ -14404,7 +14404,7 @@
         <w:rPr>
           <w:lang w:val="es_ES" w:bidi="es_ES"/>
         </w:rPr>
-        <w:t xml:space="preserve"> Un día, el espíritu maligno les respondió:—A Jesús lo conozco, y sé quién es Pablo, pero ustedes, ¿quiénes son?</w:t>
+        <w:t xml:space="preserve"> Un día, el espíritu maligno les respondió: —A Jesús lo conozco, y sé quién es Pablo, pero ustedes, ¿quiénes son?</w:t>
       </w:r>
     </w:p>
     <w:p>
@@ -14530,7 +14530,7 @@
         <w:rPr>
           <w:lang w:val="es_ES" w:bidi="es_ES"/>
         </w:rPr>
-        <w:t xml:space="preserve"> Después de estos acontecimientos, Pablo decidió ir a Jerusalén, pasando por Macedonia y Acaya. Dijo:—Después de estar allí, tengo que visitar Roma.</w:t>
+        <w:t xml:space="preserve"> Después de estos acontecimientos, Pablo decidió ir a Jerusalén, pasando por Macedonia y Acaya. Dijo: —Después de estar allí, tengo que visitar Roma.</w:t>
       </w:r>
     </w:p>
     <w:p>
@@ -14587,13 +14587,13 @@
           <w:vertAlign w:val="superscript"/>
           <w:lang w:val="es_ES" w:bidi="es_ES"/>
         </w:rPr>
-        <w:t>25</w:t>
-      </w:r>
-      <w:r>
-        <w:rPr>
-          <w:lang w:val="es_ES" w:bidi="es_ES"/>
-        </w:rPr>
-        <w:t xml:space="preserve"> Había un platero llamado Demetrio, que fabricaba figuras de plata del templo de Artemisa y daba mucho trabajo a los artesanos. Este reunió a sus empleados junto con otros del mismo oficio y les dijo:—Señores, ustedes saben que de este negocio obtenemos nuestras ganancias.</w:t>
+        <w:t>24-25</w:t>
+      </w:r>
+      <w:r>
+        <w:rPr>
+          <w:lang w:val="es_ES" w:bidi="es_ES"/>
+        </w:rPr>
+        <w:t xml:space="preserve"> Había un platero llamado Demetrio, que fabricaba figuras de plata del templo de Artemisa y daba mucho trabajo a los artesanos. Este reunió a sus empleados junto con otros del mismo oficio y les dijo: —Señores, ustedes saben que de este negocio obtenemos nuestras ganancias.</w:t>
       </w:r>
     </w:p>
     <w:p>
@@ -14650,13 +14650,13 @@
           <w:vertAlign w:val="superscript"/>
           <w:lang w:val="es_ES" w:bidi="es_ES"/>
         </w:rPr>
-        <w:t>29</w:t>
-      </w:r>
-      <w:r>
-        <w:rPr>
-          <w:lang w:val="es_ES" w:bidi="es_ES"/>
-        </w:rPr>
-        <w:t xml:space="preserve"> Al oír esto, se enfurecieron y comenzaron a gritar:—¡Grande es Artemisa de los efesios!La ciudad entera se llenó de confusión. La multitud enardecida capturó a Gayo y a Aristarco, macedonios que viajaban con Pablo, y los arrastraron al anfiteatro.</w:t>
+        <w:t>28-29</w:t>
+      </w:r>
+      <w:r>
+        <w:rPr>
+          <w:lang w:val="es_ES" w:bidi="es_ES"/>
+        </w:rPr>
+        <w:t xml:space="preserve"> Al oír esto, se enfurecieron y comenzaron a gritar: —¡Grande es Artemisa de los efesios! La ciudad entera se llenó de confusión. La multitud enardecida capturó a Gayo y a Aristarco, macedonios que viajaban con Pablo, y los arrastraron al anfiteatro.</w:t>
       </w:r>
     </w:p>
     <w:p>
@@ -14761,7 +14761,7 @@
         <w:rPr>
           <w:lang w:val="es_ES" w:bidi="es_ES"/>
         </w:rPr>
-        <w:t xml:space="preserve"> Pero cuando se dieron cuenta de que era judío, todos gritaron al unísono durante 2 horas:—¡Grande es Artemisa de los efesios!</w:t>
+        <w:t xml:space="preserve"> Pero cuando se dieron cuenta de que era judío, todos gritaron al unísono durante 2 horas: —¡Grande es Artemisa de los efesios!</w:t>
       </w:r>
     </w:p>
     <w:p>
@@ -14881,13 +14881,13 @@
           <w:vertAlign w:val="superscript"/>
           <w:lang w:val="es_ES" w:bidi="es_ES"/>
         </w:rPr>
-        <w:t>40</w:t>
-      </w:r>
-      <w:r>
-        <w:rPr>
-          <w:lang w:val="es_ES" w:bidi="es_ES"/>
-        </w:rPr>
-        <w:t xml:space="preserve"> Con lo que estamos haciendo nos arriesgamos a ser acusados de causar disturbios, ya que no hay ninguna razón que justifique este alboroto.</w:t>
+        <w:t>40-41</w:t>
+      </w:r>
+      <w:r>
+        <w:rPr>
+          <w:lang w:val="es_ES" w:bidi="es_ES"/>
+        </w:rPr>
+        <w:t xml:space="preserve"> Con lo que estamos haciendo nos arriesgamos a ser acusados de causar disturbios, ya que no hay ninguna razón que justifique este alboroto. Después de decir estas palabras, disolvió la asamblea.</w:t>
       </w:r>
     </w:p>
     <w:p>
@@ -14945,7 +14945,7 @@
         <w:rPr>
           <w:lang w:val="es_ES" w:bidi="es_ES"/>
         </w:rPr>
-        <w:t xml:space="preserve"> Viajó por aquellas regiones, animando con muchas palabras a los creyentes, y después llegó a Grecia.</w:t>
+        <w:t xml:space="preserve"> Viajó por aquellas regiones, animando con muchas palabras a los creyentes. Después llegó a Grecia.</w:t>
       </w:r>
     </w:p>
     <w:p>
@@ -14966,7 +14966,7 @@
         <w:rPr>
           <w:lang w:val="es_ES" w:bidi="es_ES"/>
         </w:rPr>
-        <w:t xml:space="preserve"> Se quedó allí 3 meses. Cuando estaba a punto de embarcarse hacia Siria, se enteró de que los judíos tramaban un atentado contra él, así que decidió regresar por Macedonia.</w:t>
+        <w:t xml:space="preserve"> Se quedó allí 3 meses. Cuando estaba a punto de embarcarse hacia Siria, se enteró de que los judíos tramaban un atentado contra él. Así que decidió regresar por Macedonia.</w:t>
       </w:r>
     </w:p>
     <w:p>
@@ -15113,7 +15113,7 @@
         <w:rPr>
           <w:lang w:val="es_ES" w:bidi="es_ES"/>
         </w:rPr>
-        <w:t xml:space="preserve"> Pablo bajó corriendo, se inclinó sobre él y lo abrazó.—No se alarmen —dijo—. Está vivo.</w:t>
+        <w:t xml:space="preserve"> Pablo bajó corriendo, se inclinó sobre él y lo abrazó. —No se alarmen —dijo—. Está vivo.</w:t>
       </w:r>
     </w:p>
     <w:p>
@@ -15281,7 +15281,7 @@
         <w:rPr>
           <w:lang w:val="es_ES" w:bidi="es_ES"/>
         </w:rPr>
-        <w:t xml:space="preserve"> Cuando llegaron, les dijo:—Ustedes saben bien cómo me he comportado todo el tiempo, desde el primer día que llegué a Asia hasta hoy.</w:t>
+        <w:t xml:space="preserve"> Cuando llegaron, les dijo: —Ustedes saben bien cómo me he comportado todo el tiempo, desde el primer día que llegué a Asia hasta hoy.</w:t>
       </w:r>
     </w:p>
     <w:p>
@@ -15449,7 +15449,7 @@
         <w:rPr>
           <w:lang w:val="es_ES" w:bidi="es_ES"/>
         </w:rPr>
-        <w:t xml:space="preserve"> Por eso, les declaro hoy que no soy responsable si alguno de ustedes se pierde,</w:t>
+        <w:t xml:space="preserve"> Por eso, les declaro hoy que no soy responsable si alguno de ustedes se pierde.</w:t>
       </w:r>
     </w:p>
     <w:p>
@@ -15470,7 +15470,7 @@
         <w:rPr>
           <w:lang w:val="es_ES" w:bidi="es_ES"/>
         </w:rPr>
-        <w:t xml:space="preserve"> porque nunca he vacilado a la hora de anunciarles todo el propósito de Dios.</w:t>
+        <w:t xml:space="preserve"> Nunca he vacilado a la hora de anunciarles todo el propósito de Dios.</w:t>
       </w:r>
     </w:p>
     <w:p>
@@ -15575,7 +15575,7 @@
         <w:rPr>
           <w:lang w:val="es_ES" w:bidi="es_ES"/>
         </w:rPr>
-        <w:t xml:space="preserve"> Ahora los encomiendo a Dios y al mensaje de su gracia, que tiene poder para edificarlos y darles herencia entre todos los que han sido santificados.</w:t>
+        <w:t xml:space="preserve"> Ahora los encomiendo a Dios y al mensaje de su gracia. Tiene poder para edificarlos y darles herencia entre todos los que han sido santificados.</w:t>
       </w:r>
     </w:p>
     <w:p>
@@ -15638,7 +15638,7 @@
         <w:rPr>
           <w:lang w:val="es_ES" w:bidi="es_ES"/>
         </w:rPr>
-        <w:t xml:space="preserve"> En todo les he enseñado que así deben trabajar duro para ayudar a los necesitados, recordando las palabras del Señor Jesús: "Hay más felicidad en dar que en recibir".</w:t>
+        <w:t xml:space="preserve"> En todo les he enseñado que así deben trabajar duro para ayudar a los necesitados, recordando las palabras del Señor Jesús: “Hay más felicidad en dar que en recibir”.</w:t>
       </w:r>
     </w:p>
     <w:p>
@@ -15948,7 +15948,7 @@
         <w:rPr>
           <w:lang w:val="es_ES" w:bidi="es_ES"/>
         </w:rPr>
-        <w:t xml:space="preserve"> Vino a vernos. Tomó el cinturón de Pablo, se ató con él los pies y las manos, y dijo:—Esto dice el Espíritu Santo: "Así atarán los judíos de Jerusalén al dueño de este cinturón y lo entregarán a los paganos".</w:t>
+        <w:t xml:space="preserve"> Vino a vernos. Tomó el cinturón de Pablo, se ató con él los pies y las manos, y dijo: —Esto dice el Espíritu Santo: “Así atarán los judíos de Jerusalén al dueño de este cinturón y lo entregarán a los romanos”.</w:t>
       </w:r>
     </w:p>
     <w:p>
@@ -16011,7 +16011,7 @@
         <w:rPr>
           <w:lang w:val="es_ES" w:bidi="es_ES"/>
         </w:rPr>
-        <w:t xml:space="preserve"> Como no pudimos convencerlo, dejamos de insistir y exclamamos:—Que se haga la voluntad del Señor.</w:t>
+        <w:t xml:space="preserve"> Como no pudimos convencerlo, dejamos de insistir y exclamamos: —Que se haga la voluntad del Señor.</w:t>
       </w:r>
     </w:p>
     <w:p>
@@ -16137,7 +16137,7 @@
         <w:rPr>
           <w:lang w:val="es_ES" w:bidi="es_ES"/>
         </w:rPr>
-        <w:t xml:space="preserve"> Cuando lo oyeron, alabaron a Dios. Pero le dijeron:—Hermano, como sabes, hay miles de judíos que han creído, y todos son celosos de la ley.</w:t>
+        <w:t xml:space="preserve"> Cuando lo oyeron, alabaron a Dios. Pero le dijeron: —Hermano, como sabes, hay miles de judíos que han creído, y todos son celosos de la ley.</w:t>
       </w:r>
     </w:p>
     <w:p>
@@ -16242,7 +16242,7 @@
         <w:rPr>
           <w:lang w:val="es_ES" w:bidi="es_ES"/>
         </w:rPr>
-        <w:t xml:space="preserve"> En cuanto a los creyentes no judíos, ya les hemos escrito. Saben que deben abstenerse de comer alimentos ofrecidos a los ídolos y de comer carne con sangre y de animales estrangulados; y que deben abstenerse de la inmoralidad sexual.</w:t>
+        <w:t xml:space="preserve"> En cuanto a los creyentes no judíos, ya les hemos escrito. Saben que deben abstenerse de comer alimentos ofrecidos a los ídolos y de comer carne con sangre y de animales estrangulados. Saben que deben abstenerse de la inmoralidad sexual.</w:t>
       </w:r>
     </w:p>
     <w:p>
@@ -16305,7 +16305,7 @@
         <w:rPr>
           <w:lang w:val="es_ES" w:bidi="es_ES"/>
         </w:rPr>
-        <w:t xml:space="preserve"> —¡Varones de Israel, ayúdennos! —gritaron mientras lo agarraban—. Este es el hombre que anda enseñando a todos en todas partes contra nuestro pueblo, contra la ley y contra este lugar. Además, ha metido a unos paganos en el templo y ha profanado este lugar sagrado.</w:t>
+        <w:t xml:space="preserve"> —¡Varones de Israel, ayúdennos! —gritaron mientras lo agarraban—. Este es el hombre que anda enseñando a todos en todas partes contra nuestro pueblo, contra la ley y contra este lugar. Además, ha metido a unos extranjeros en el templo y ha profanado este lugar sagrado.</w:t>
       </w:r>
     </w:p>
     <w:p>
@@ -16326,7 +16326,7 @@
         <w:rPr>
           <w:lang w:val="es_ES" w:bidi="es_ES"/>
         </w:rPr>
-        <w:t xml:space="preserve"> Decían esto porque habían visto a Pablo en la ciudad con Trófimo, un creyente no judío de Éfeso, y suponían que Pablo lo había llevado al templo.</w:t>
+        <w:t xml:space="preserve"> Decían esto porque habían visto a Pablo en la ciudad con Trófimo, un creyente no judío de Éfeso. Suponían que Pablo lo había llevado al templo.</w:t>
       </w:r>
     </w:p>
     <w:p>
@@ -16452,7 +16452,7 @@
         <w:rPr>
           <w:lang w:val="es_ES" w:bidi="es_ES"/>
         </w:rPr>
-        <w:t xml:space="preserve"> Cuando llegaron a las escaleras de la fortaleza, la multitud se volvió tan violenta que los soldados tuvieron que llevar en volandas a Pablo para protegerlo.</w:t>
+        <w:t xml:space="preserve"> Llegaron a las escaleras de la fortaleza. La multitud se volvió tan violenta que los soldados tuvieron que llevar en volandas a Pablo para protegerlo.</w:t>
       </w:r>
     </w:p>
     <w:p>
@@ -16494,7 +16494,7 @@
         <w:rPr>
           <w:lang w:val="es_ES" w:bidi="es_ES"/>
         </w:rPr>
-        <w:t xml:space="preserve"> Cuando estaban a punto de meterlo en la fortaleza, Pablo le preguntó al comandante:—¿Puedo decirte algo?—¡Hablas griego! —respondió el comandante—.</w:t>
+        <w:t xml:space="preserve"> Cuando estaban a punto de meterlo en la fortaleza, Pablo le preguntó al comandante: —¿Puedo decirte algo? —¡Hablas griego! —respondió el comandante—.</w:t>
       </w:r>
     </w:p>
     <w:p>
@@ -16536,7 +16536,7 @@
         <w:rPr>
           <w:lang w:val="es_ES" w:bidi="es_ES"/>
         </w:rPr>
-        <w:t xml:space="preserve"> Pablo respondió:—No. Yo soy judío, de Tarso, una ciudad importante de Cilicia. Por favor, permíteme hablar al pueblo.</w:t>
+        <w:t xml:space="preserve"> Pablo respondió: —No. Yo soy judío, de Tarso, una ciudad importante de Cilicia. Por favor, permíteme hablar al pueblo.</w:t>
       </w:r>
     </w:p>
     <w:p>
@@ -16720,7 +16720,7 @@
         <w:rPr>
           <w:lang w:val="es_ES" w:bidi="es_ES"/>
         </w:rPr>
-        <w:t xml:space="preserve"> Caí al suelo y oí una voz que me decía: "Saulo, Saulo, ¿por qué me persigues?".</w:t>
+        <w:t xml:space="preserve"> Caí al suelo y oí una voz que me decía: “Saulo, Saulo, ¿por qué me persigues?”.</w:t>
       </w:r>
     </w:p>
     <w:p>
@@ -16741,7 +16741,7 @@
         <w:rPr>
           <w:lang w:val="es_ES" w:bidi="es_ES"/>
         </w:rPr>
-        <w:t xml:space="preserve"> Yo pregunté: "¿Quién eres, Señor?". Él me contestó: "Yo soy Jesús de Nazaret, a quien tú persigues".</w:t>
+        <w:t xml:space="preserve"> Yo pregunté: "¿Quién eres, Señor?”. Él me contestó: “Yo soy Jesús de Nazaret, a quien tú persigues”.</w:t>
       </w:r>
     </w:p>
     <w:p>
@@ -16783,7 +16783,7 @@
         <w:rPr>
           <w:lang w:val="es_ES" w:bidi="es_ES"/>
         </w:rPr>
-        <w:t xml:space="preserve"> Yo pregunté: "¿Qué debo hacer, Señor?". El Señor me respondió: "Levántate y entra en Damasco. Allí se te dirá todo lo que debes hacer".</w:t>
+        <w:t xml:space="preserve"> Yo pregunté: "¿Qué debo hacer, Señor?”. El Señor me respondió: “Levántate y entra en Damasco. Allí se te dirá todo lo que debes hacer”.</w:t>
       </w:r>
     </w:p>
     <w:p>
@@ -16825,7 +16825,7 @@
         <w:rPr>
           <w:lang w:val="es_ES" w:bidi="es_ES"/>
         </w:rPr>
-        <w:t xml:space="preserve"> »Allí vino a verme un hombre llamado Ananías, una persona fiel que obedecía la ley y era respetado por todos los judíos de Damasco.</w:t>
+        <w:t xml:space="preserve"> »Allí vino a verme un hombre llamado Ananías. Era una persona fiel que obedecía la ley y era respetado por todos los judíos de Damasco.</w:t>
       </w:r>
     </w:p>
     <w:p>
@@ -16846,7 +16846,7 @@
         <w:rPr>
           <w:lang w:val="es_ES" w:bidi="es_ES"/>
         </w:rPr>
-        <w:t xml:space="preserve"> Se acercó, se puso a mi lado y me dijo: "Hermano Saulo, recobra la vista". En ese mismo instante recobré la vista y pude verlo.</w:t>
+        <w:t xml:space="preserve"> Se acercó, se puso a mi lado y me dijo: “Hermano Saulo, recobra la vista”. En ese mismo instante recobré la vista y pude verlo.</w:t>
       </w:r>
     </w:p>
     <w:p>
@@ -16867,7 +16867,7 @@
         <w:rPr>
           <w:lang w:val="es_ES" w:bidi="es_ES"/>
         </w:rPr>
-        <w:t xml:space="preserve"> Luego me dijo: "El Dios de nuestros antepasados te ha elegido para que conozcas su voluntad, para que veas al Justo y oigas las palabras de su boca.</w:t>
+        <w:t xml:space="preserve"> Luego me dijo: “El Dios de nuestros antepasados te ha elegido para que conozcas su voluntad, para que veas al Justo y oigas las palabras de su boca.</w:t>
       </w:r>
     </w:p>
     <w:p>
@@ -16909,7 +16909,7 @@
         <w:rPr>
           <w:lang w:val="es_ES" w:bidi="es_ES"/>
         </w:rPr>
-        <w:t xml:space="preserve"> Vamos, ¿qué esperas? Levántate, bautízate y lava tus pecados invocando su nombre".</w:t>
+        <w:t xml:space="preserve"> Vamos, ¿qué esperas? Levántate, bautízate y lava tus pecados invocando su nombre”.</w:t>
       </w:r>
     </w:p>
     <w:p>
@@ -16951,7 +16951,7 @@
         <w:rPr>
           <w:lang w:val="es_ES" w:bidi="es_ES"/>
         </w:rPr>
-        <w:t xml:space="preserve"> Vi al Señor que me decía: "Date prisa. Sal ahora mismo de Jerusalén, porque no creerán tu testimonio sobre mí".</w:t>
+        <w:t xml:space="preserve"> Vi al Señor que me decía: “Date prisa. Sal ahora mismo de Jerusalén, porque no creerán tu testimonio sobre mí”.</w:t>
       </w:r>
     </w:p>
     <w:p>
@@ -16972,7 +16972,7 @@
         <w:rPr>
           <w:lang w:val="es_ES" w:bidi="es_ES"/>
         </w:rPr>
-        <w:t xml:space="preserve"> Yo le respondí: "Señor, ellos saben que yo iba de sinagoga en sinagoga encarcelando y golpeando a los que creían en ti.</w:t>
+        <w:t xml:space="preserve"> Yo le respondí: “Señor, ellos saben que yo iba de sinagoga en sinagoga encarcelando y golpeando a los que creían en ti.</w:t>
       </w:r>
     </w:p>
     <w:p>
@@ -16993,7 +16993,7 @@
         <w:rPr>
           <w:lang w:val="es_ES" w:bidi="es_ES"/>
         </w:rPr>
-        <w:t xml:space="preserve"> Cuando mataron a Esteban, tu testigo, yo estaba allí dando mi aprobación y cuidando la ropa de quienes lo mataban".</w:t>
+        <w:t xml:space="preserve"> Cuando mataron a Esteban, tu testigo, yo estaba allí dando mi aprobación y cuidando la ropa de quienes lo mataban”.</w:t>
       </w:r>
     </w:p>
     <w:p>
@@ -17014,7 +17014,7 @@
         <w:rPr>
           <w:lang w:val="es_ES" w:bidi="es_ES"/>
         </w:rPr>
-        <w:t xml:space="preserve"> Pero el Señor me dijo: "Vete, porque te enviaré lejos, a los que no son judíos".</w:t>
+        <w:t xml:space="preserve"> Pero el Señor me dijo: “Vete, porque te enviaré lejos, a los que no son judíos”.</w:t>
       </w:r>
     </w:p>
     <w:p>
@@ -17035,7 +17035,7 @@
         <w:rPr>
           <w:lang w:val="es_ES" w:bidi="es_ES"/>
         </w:rPr>
-        <w:t xml:space="preserve"> La multitud lo escuchó hasta que dijo esto. Entonces gritaron:—¡Quítenlo de este mundo! ¡No merece vivir!</w:t>
+        <w:t xml:space="preserve"> La multitud lo escuchó hasta que dijo esto. Entonces gritaron: —¡Quítenlo de este mundo! ¡No merece vivir!</w:t>
       </w:r>
     </w:p>
     <w:p>
@@ -17098,7 +17098,7 @@
         <w:rPr>
           <w:lang w:val="es_ES" w:bidi="es_ES"/>
         </w:rPr>
-        <w:t xml:space="preserve"> Cuando lo estaban atando con correas para azotarlo, Pablo le preguntó al capitán que estaba allí:—¿La ley les permite azotar a un ciudadano romano sin haberlo juzgado?</w:t>
+        <w:t xml:space="preserve"> Cuando lo estaban atando con correas para azotarlo, Pablo le preguntó al capitán que estaba allí: —¿La ley les permite azotar a un ciudadano romano sin haberlo juzgado?</w:t>
       </w:r>
     </w:p>
     <w:p>
@@ -17119,7 +17119,7 @@
         <w:rPr>
           <w:lang w:val="es_ES" w:bidi="es_ES"/>
         </w:rPr>
-        <w:t xml:space="preserve"> El capitán fue y le avisó al comandante:—¿Qué vas a hacer? Este hombre es ciudadano romano.</w:t>
+        <w:t xml:space="preserve"> El capitán fue y le avisó al comandante: —¿Qué vas a hacer? Este hombre es ciudadano romano.</w:t>
       </w:r>
     </w:p>
     <w:p>
@@ -17140,7 +17140,7 @@
         <w:rPr>
           <w:lang w:val="es_ES" w:bidi="es_ES"/>
         </w:rPr>
-        <w:t xml:space="preserve"> El comandante fue adonde estaba Pablo y le preguntó:—Dime, ¿es verdad que eres ciudadano romano?Pablo contestó:—Sí, lo soy.</w:t>
+        <w:t xml:space="preserve"> El comandante fue adonde estaba Pablo y le preguntó: —Dime, ¿es verdad que eres ciudadano romano? Pablo contestó: —Sí, lo soy.</w:t>
       </w:r>
     </w:p>
     <w:p>
@@ -17161,7 +17161,7 @@
         <w:rPr>
           <w:lang w:val="es_ES" w:bidi="es_ES"/>
         </w:rPr>
-        <w:t xml:space="preserve"> El comandante le dijo:—Yo pagué una gran suma de dinero para obtener esta ciudadanía.Pablo respondió:—Pues yo la tengo de nacimiento.</w:t>
+        <w:t xml:space="preserve"> El comandante le dijo: —Yo pagué una gran suma de dinero para obtener esta ciudadanía. Pablo respondió: —Pues yo la tengo de nacimiento.</w:t>
       </w:r>
     </w:p>
     <w:p>
@@ -17240,7 +17240,7 @@
         <w:rPr>
           <w:lang w:val="es_ES" w:bidi="es_ES"/>
         </w:rPr>
-        <w:t xml:space="preserve"> Pablo miró fijamente a los del consejo supremo y les dijo:—Hermanos, tengo la conciencia totalmente tranquila en cuanto a mi conducta ante Dios hasta hoy.</w:t>
+        <w:t xml:space="preserve"> Pablo miró fijamente a los del consejo supremo y les dijo: —Hermanos, tengo la conciencia totalmente tranquila en cuanto a mi conducta ante Dios hasta hoy.</w:t>
       </w:r>
     </w:p>
     <w:p>
@@ -17282,7 +17282,7 @@
         <w:rPr>
           <w:lang w:val="es_ES" w:bidi="es_ES"/>
         </w:rPr>
-        <w:t xml:space="preserve"> Pablo reaccionó exclamando:—¡Dios te golpeará a ti, hipócrita! Estás sentado ahí para juzgarme según la ley, pero tú mismo la quebrantas al ordenar que me golpeen.</w:t>
+        <w:t xml:space="preserve"> Pablo reaccionó exclamando: —¡Dios te golpeará a ti, hipócrita! Estás sentado ahí para juzgarme según la ley, pero tú mismo la quebrantas al ordenar que me golpeen.</w:t>
       </w:r>
     </w:p>
     <w:p>
@@ -17303,7 +17303,7 @@
         <w:rPr>
           <w:lang w:val="es_ES" w:bidi="es_ES"/>
         </w:rPr>
-        <w:t xml:space="preserve"> Los que estaban cerca de Pablo le dijeron:—¿Cómo te atreves a insultar al sumo sacerdote de Dios?</w:t>
+        <w:t xml:space="preserve"> Los que estaban cerca de Pablo le dijeron: —¿Cómo te atreves a insultar al sumo sacerdote de Dios?</w:t>
       </w:r>
     </w:p>
     <w:p>
@@ -17324,7 +17324,7 @@
         <w:rPr>
           <w:lang w:val="es_ES" w:bidi="es_ES"/>
         </w:rPr>
-        <w:t xml:space="preserve"> Pablo les respondió:—Hermanos, no sabía que él era el sumo sacerdote. Las Escrituras dicen: "No ofendan ni maldigan a los jueces ni al jefe de su pueblo".</w:t>
+        <w:t xml:space="preserve"> Pablo les respondió: —Hermanos, no sabía que él era el sumo sacerdote. Las Escrituras dicen: “No ofendan ni maldigan a los jueces ni al jefe de su pueblo”.</w:t>
       </w:r>
     </w:p>
     <w:p>
@@ -17345,7 +17345,7 @@
         <w:rPr>
           <w:lang w:val="es_ES" w:bidi="es_ES"/>
         </w:rPr>
-        <w:t xml:space="preserve"> Como Pablo sabía que algunos de ellos eran saduceos y otros fariseos, exclamó:—Hermanos, yo soy fariseo, hijo de fariseos. Me están juzgando por mi esperanza en la resurrección de los muertos.</w:t>
+        <w:t xml:space="preserve"> Como Pablo sabía que algunos de ellos eran saduceos y otros fariseos, exclamó: —Hermanos, yo soy fariseo, hijo de fariseos. Me están juzgando por mi esperanza en la resurrección de los muertos.</w:t>
       </w:r>
     </w:p>
     <w:p>
@@ -17408,7 +17408,7 @@
         <w:rPr>
           <w:lang w:val="es_ES" w:bidi="es_ES"/>
         </w:rPr>
-        <w:t xml:space="preserve"> Se formó un gran alboroto. Algunos maestros de la ley del grupo de los fariseos se pusieron de pie y dijeron con firmeza:—No encontramos nada malo en este hombre. ¿Y si realmente le habló un espíritu o un ángel?</w:t>
+        <w:t xml:space="preserve"> Se formó un gran alboroto. Algunos maestros de la ley del grupo de los fariseos se pusieron de pie y dijeron con firmeza: —No encontramos nada malo en este hombre. ¿Y si realmente le habló un espíritu o un ángel?</w:t>
       </w:r>
     </w:p>
     <w:p>
@@ -17429,7 +17429,7 @@
         <w:rPr>
           <w:lang w:val="es_ES" w:bidi="es_ES"/>
         </w:rPr>
-        <w:t xml:space="preserve"> La discusión se intensificaba cada vez más. Entonces el comandante temió que despedazaran a Pablo, así que ordenó a los soldados que bajaran, lo sacaran de allí por la fuerza y lo llevaran al cuartel.</w:t>
+        <w:t xml:space="preserve"> La discusión se intensificaba cada vez más. El comandante temió que despedazaran a Pablo. Así que ordenó a los soldados que bajaran, lo sacaran de allí por la fuerza y lo llevaran al cuartel.</w:t>
       </w:r>
     </w:p>
     <w:p>
@@ -17450,7 +17450,7 @@
         <w:rPr>
           <w:lang w:val="es_ES" w:bidi="es_ES"/>
         </w:rPr>
-        <w:t xml:space="preserve"> A la noche siguiente, el Señor se le apareció a Pablo y le dijo:—Ten ánimo. Así como has dado testimonio de mí en Jerusalén, también debes hacerlo en Roma.</w:t>
+        <w:t xml:space="preserve"> A la noche siguiente, el Señor se le apareció a Pablo y le dijo: —Ten ánimo. Así como has dado testimonio de mí en Jerusalén, también debes hacerlo en Roma.</w:t>
       </w:r>
     </w:p>
     <w:p>
@@ -17513,7 +17513,7 @@
         <w:rPr>
           <w:lang w:val="es_ES" w:bidi="es_ES"/>
         </w:rPr>
-        <w:t xml:space="preserve"> Se presentaron ante los jefes de los sacerdotes y los ancianos y les dijeron:—Nosotros hemos jurado bajo maldición que no comeremos nada hasta que matemos a Pablo.</w:t>
+        <w:t xml:space="preserve"> Se presentaron ante los jefes de los sacerdotes y los ancianos y les dijeron: —Nosotros hemos jurado bajo maldición que no comeremos nada hasta que matemos a Pablo.</w:t>
       </w:r>
     </w:p>
     <w:p>
@@ -17576,7 +17576,7 @@
         <w:rPr>
           <w:lang w:val="es_ES" w:bidi="es_ES"/>
         </w:rPr>
-        <w:t xml:space="preserve"> Pablo llamó a uno de los capitanes y le dijo:—Este joven tiene algo importante que decirle al comandante. Llévalo con él.</w:t>
+        <w:t xml:space="preserve"> Pablo llamó a uno de los capitanes y le dijo: —Este joven tiene algo importante que decirle al comandante. Llévalo con él.</w:t>
       </w:r>
     </w:p>
     <w:p>
@@ -17597,7 +17597,7 @@
         <w:rPr>
           <w:lang w:val="es_ES" w:bidi="es_ES"/>
         </w:rPr>
-        <w:t xml:space="preserve"> Entonces el capitán lo llevó ante el comandante y le dijo:—El preso Pablo me pidió que trajera a este joven ante ti porque tiene algo que decirte.</w:t>
+        <w:t xml:space="preserve"> Entonces el capitán lo llevó ante el comandante y le dijo: —El preso Pablo me pidió que trajera a este joven ante ti porque tiene algo que decirte.</w:t>
       </w:r>
     </w:p>
     <w:p>
@@ -17618,7 +17618,7 @@
         <w:rPr>
           <w:lang w:val="es_ES" w:bidi="es_ES"/>
         </w:rPr>
-        <w:t xml:space="preserve"> El comandante tomó al joven de la mano y lo llevó aparte. Le preguntó:—¿Qué tienes que decirme?</w:t>
+        <w:t xml:space="preserve"> El comandante tomó al joven de la mano y lo llevó aparte. Le preguntó: —¿Qué tienes que decirme?</w:t>
       </w:r>
     </w:p>
     <w:p>
@@ -17639,7 +17639,7 @@
         <w:rPr>
           <w:lang w:val="es_ES" w:bidi="es_ES"/>
         </w:rPr>
-        <w:t xml:space="preserve"> El joven le contó:—Los judíos se han puesto de acuerdo para pedirte que lleves mañana a Pablo ante el consejo supremo, con el pretexto de que quieren investigar su caso con más detalle.</w:t>
+        <w:t xml:space="preserve"> El joven le contó: —Los judíos se han puesto de acuerdo para pedirte que lleves mañana a Pablo ante el consejo supremo, con el pretexto de que quieren investigar su caso con más detalle.</w:t>
       </w:r>
     </w:p>
     <w:p>
@@ -17681,7 +17681,7 @@
         <w:rPr>
           <w:lang w:val="es_ES" w:bidi="es_ES"/>
         </w:rPr>
-        <w:t xml:space="preserve"> El comandante despidió al joven y le dijo:—No le digas a nadie que me has contado esto.</w:t>
+        <w:t xml:space="preserve"> El comandante despidió al joven y le dijo: —No le digas a nadie que me has contado esto.</w:t>
       </w:r>
     </w:p>
     <w:p>
@@ -17702,7 +17702,7 @@
         <w:rPr>
           <w:lang w:val="es_ES" w:bidi="es_ES"/>
         </w:rPr>
-        <w:t xml:space="preserve"> Luego llamó a 2 de sus capitanes y les ordenó:—Preparen 200 soldados de infantería, 70 de caballería y 200 lanceros para ir a Cesarea esta noche a las 9.</w:t>
+        <w:t xml:space="preserve"> Luego llamó a 2 de sus capitanes y les ordenó: —Preparen 200 soldados de infantería, 70 de caballería y 200 lanceros para ir a Cesarea esta noche a las 9.</w:t>
       </w:r>
     </w:p>
     <w:p>
@@ -17849,7 +17849,7 @@
         <w:rPr>
           <w:lang w:val="es_ES" w:bidi="es_ES"/>
         </w:rPr>
-        <w:t xml:space="preserve"> Cuando me avisaron de los planes que tenían contra este hombre, decidí enviártelo de inmediato. Les ordené a sus acusadores que presenten ante ti los cargos que tienen contra él».</w:t>
+        <w:t xml:space="preserve"> Cuando me avisaron de los planes que tenían contra este hombre, decidí enviártelo de inmediato. Les ordené a sus acusadores que presenten ante ti los cargos que tienen contra él”.</w:t>
       </w:r>
     </w:p>
     <w:p>
@@ -18012,7 +18012,7 @@
         <w:rPr>
           <w:lang w:val="es_ES" w:bidi="es_ES"/>
         </w:rPr>
-        <w:t xml:space="preserve"> Cuando trajeron a Pablo, Tértulo comenzó a presentar los cargos contra él:—Excelentísimo Félix, bajo tu mandato hemos disfrutado de un largo período de paz. Gracias a tu previsión, esta nación ha experimentado buenas reformas.</w:t>
+        <w:t xml:space="preserve"> Cuando trajeron a Pablo, Tértulo comenzó a presentar los cargos contra él: —Excelentísimo Félix, bajo tu mandato hemos disfrutado de un largo período de paz. Gracias a tu previsión, esta nación ha experimentado buenas reformas.</w:t>
       </w:r>
     </w:p>
     <w:p>
@@ -18090,13 +18090,13 @@
           <w:vertAlign w:val="superscript"/>
           <w:lang w:val="es_ES" w:bidi="es_ES"/>
         </w:rPr>
-        <w:t>7</w:t>
-      </w:r>
-      <w:r>
-        <w:rPr>
-          <w:lang w:val="es_ES" w:bidi="es_ES"/>
-        </w:rPr>
-        <w:t xml:space="preserve"> Incluso intentó profanar el templo, por eso lo arrestamos.1</w:t>
+        <w:t>6-7</w:t>
+      </w:r>
+      <w:r>
+        <w:rPr>
+          <w:lang w:val="es_ES" w:bidi="es_ES"/>
+        </w:rPr>
+        <w:t xml:space="preserve"> Incluso intentó profanar el templo, por eso lo arrestamos.</w:t>
       </w:r>
     </w:p>
     <w:p>
@@ -18390,7 +18390,7 @@
         <w:rPr>
           <w:lang w:val="es_ES" w:bidi="es_ES"/>
         </w:rPr>
-        <w:t xml:space="preserve"> Tal vez me acusan por lo que exclamé en medio de ellos: "Me están juzgando hoy por mi creencia en la resurrección de los muertos".</w:t>
+        <w:t xml:space="preserve"> Tal vez me acusan por lo que exclamé en medio de ellos: “Me están juzgando hoy por mi creencia en la resurrección de los muertos”.</w:t>
       </w:r>
     </w:p>
     <w:p>
@@ -18411,7 +18411,7 @@
         <w:rPr>
           <w:lang w:val="es_ES" w:bidi="es_ES"/>
         </w:rPr>
-        <w:t xml:space="preserve"> Félix, que estaba bien informado acerca del Camino, aplazó la audiencia cuando escuchó esto. Les dijo:—Cuando venga el comandante Lisias, decidiré su caso.</w:t>
+        <w:t xml:space="preserve"> Félix, que estaba bien informado acerca del Camino, aplazó la audiencia cuando escuchó esto. Les dijo: —Cuando venga el comandante Lisias, decidiré su caso.</w:t>
       </w:r>
     </w:p>
     <w:p>
@@ -18474,7 +18474,7 @@
         <w:rPr>
           <w:lang w:val="es_ES" w:bidi="es_ES"/>
         </w:rPr>
-        <w:t xml:space="preserve"> Cuando Pablo habló sobre la justicia, el dominio propio y el juicio venidero, Félix tuvo miedo. Entonces le dijo:—Basta por ahora. Puedes retirarte. Cuando tenga oportunidad, te mandaré llamar de nuevo.</w:t>
+        <w:t xml:space="preserve"> Cuando Pablo habló sobre la justicia, el dominio propio y el juicio venidero, Félix tuvo miedo. Entonces le dijo: —Basta por ahora. Puedes retirarte. Cuando tenga oportunidad, te mandaré llamar de nuevo.</w:t>
       </w:r>
     </w:p>
     <w:p>
@@ -18700,7 +18700,7 @@
         <w:rPr>
           <w:lang w:val="es_ES" w:bidi="es_ES"/>
         </w:rPr>
-        <w:t xml:space="preserve"> Pablo se defendió diciendo:—No he hecho nada malo, ni contra la ley de los judíos ni contra el templo ni contra el césar.</w:t>
+        <w:t xml:space="preserve"> Pablo se defendió diciendo: —No he hecho nada malo, ni contra la ley de los judíos ni contra el templo ni contra el césar.</w:t>
       </w:r>
     </w:p>
     <w:p>
@@ -18721,7 +18721,7 @@
         <w:rPr>
           <w:lang w:val="es_ES" w:bidi="es_ES"/>
         </w:rPr>
-        <w:t xml:space="preserve"> Entonces Festo, queriendo quedar bien con los judíos, le preguntó a Pablo:—¿Quieres ir a Jerusalén para ser juzgado allí ante mí por estos cargos?</w:t>
+        <w:t xml:space="preserve"> Entonces Festo, queriendo quedar bien con los judíos, le preguntó a Pablo: —¿Quieres ir a Jerusalén para ser juzgado allí ante mí por estos cargos?</w:t>
       </w:r>
     </w:p>
     <w:p>
@@ -18784,7 +18784,7 @@
         <w:rPr>
           <w:lang w:val="es_ES" w:bidi="es_ES"/>
         </w:rPr>
-        <w:t xml:space="preserve"> Festo consultó con sus consejeros y después le dijo:—Has apelado al césar. ¡Al césar irás!</w:t>
+        <w:t xml:space="preserve"> Festo consultó con sus consejeros y después le dijo: —Has apelado al césar. ¡Al césar irás!</w:t>
       </w:r>
     </w:p>
     <w:p>
@@ -18994,7 +18994,7 @@
         <w:rPr>
           <w:lang w:val="es_ES" w:bidi="es_ES"/>
         </w:rPr>
-        <w:t xml:space="preserve"> Agripa le dijo a Festo:—Me gustaría escuchar a ese hombre.Festo le contestó:—Mañana mismo lo escucharás.</w:t>
+        <w:t xml:space="preserve"> Agripa le dijo a Festo: —Me gustaría escuchar a ese hombre. Festo le contestó: —Mañana mismo lo escucharás.</w:t>
       </w:r>
     </w:p>
     <w:p>
@@ -19036,7 +19036,7 @@
         <w:rPr>
           <w:lang w:val="es_ES" w:bidi="es_ES"/>
         </w:rPr>
-        <w:t xml:space="preserve"> y dijo:—Rey Agripa y todos los presentes, aquí tienen a este hombre. Todo el pueblo judío me ha presentado acusaciones contra él, tanto en Jerusalén como aquí en Cesarea, exigiendo a gritos que muera.</w:t>
+        <w:t xml:space="preserve"> y dijo: —Rey Agripa y todos los presentes, aquí tienen a este hombre. Todo el pueblo judío me ha presentado acusaciones contra él, tanto en Jerusalén como aquí en Cesarea, exigiendo a gritos que muera.</w:t>
       </w:r>
     </w:p>
     <w:p>
@@ -19136,22 +19136,22 @@
         <w:rPr>
           <w:lang w:val="es_ES" w:bidi="es_ES"/>
         </w:rPr>
-        <w:t xml:space="preserve"> Entonces Agripa le dijo a Pablo:—Tienes permiso para hablar en tu defensa.Pablo hizo un gesto con la mano y comenzó su defensa:</w:t>
-      </w:r>
-    </w:p>
-    <w:p>
-      <w:pPr/>
-      <w:r>
-        <w:rPr>
-          <w:lang w:val="es_ES" w:bidi="es_ES"/>
-        </w:rPr>
-      </w:r>
-      <w:r>
-        <w:rPr>
-          <w:vertAlign w:val="superscript"/>
-          <w:lang w:val="es_ES" w:bidi="es_ES"/>
-        </w:rPr>
-        <w:t>3</w:t>
+        <w:t xml:space="preserve"> Entonces Agripa le dijo a Pablo: —Tienes permiso para hablar en tu defensa. Pablo hizo un gesto con la mano y comenzó su defensa:</w:t>
+      </w:r>
+    </w:p>
+    <w:p>
+      <w:pPr/>
+      <w:r>
+        <w:rPr>
+          <w:lang w:val="es_ES" w:bidi="es_ES"/>
+        </w:rPr>
+      </w:r>
+      <w:r>
+        <w:rPr>
+          <w:vertAlign w:val="superscript"/>
+          <w:lang w:val="es_ES" w:bidi="es_ES"/>
+        </w:rPr>
+        <w:t>2-3</w:t>
       </w:r>
       <w:r>
         <w:rPr>
@@ -19388,7 +19388,7 @@
         <w:rPr>
           <w:lang w:val="es_ES" w:bidi="es_ES"/>
         </w:rPr>
-        <w:t xml:space="preserve"> Todos caímos al suelo y oí una voz que me decía en arameo: "Saulo, Saulo, ¿por qué me persigues? Te haces daño a ti mismo".</w:t>
+        <w:t xml:space="preserve"> Todos caímos al suelo y oí una voz que me decía en arameo: “Saulo, Saulo, ¿por qué me persigues? Te haces daño a ti mismo”.</w:t>
       </w:r>
     </w:p>
     <w:p>
@@ -19409,7 +19409,7 @@
         <w:rPr>
           <w:lang w:val="es_ES" w:bidi="es_ES"/>
         </w:rPr>
-        <w:t xml:space="preserve"> Yo pregunté: "¿Quién eres, Señor?". El Señor me contestó: "Yo soy Jesús, a quien tú persigues.</w:t>
+        <w:t xml:space="preserve"> Yo pregunté: "¿Quién eres, Señor?”. El Señor me contestó: “Yo soy Jesús, a quien tú persigues.</w:t>
       </w:r>
     </w:p>
     <w:p>
@@ -19472,7 +19472,7 @@
         <w:rPr>
           <w:lang w:val="es_ES" w:bidi="es_ES"/>
         </w:rPr>
-        <w:t xml:space="preserve"> para que les abras los ojos, para que se conviertan de las tinieblas a la luz y del poder de Satanás a Dios. Así, por la fe en mí, recibirán el perdón de sus pecados y la herencia entre los santificados".</w:t>
+        <w:t xml:space="preserve"> para que les abras los ojos, para que se conviertan de las tinieblas a la luz y del poder de Satanás a Dios. Así, por la fe en mí, recibirán el perdón de sus pecados y la herencia entre los santificados”.</w:t>
       </w:r>
     </w:p>
     <w:p>
@@ -19598,7 +19598,7 @@
         <w:rPr>
           <w:lang w:val="es_ES" w:bidi="es_ES"/>
         </w:rPr>
-        <w:t xml:space="preserve"> Cuando Pablo llegó a este punto en su defensa, Festo gritó:—¡Pablo, estás loco! Tanto estudio te ha enloquecido.</w:t>
+        <w:t xml:space="preserve"> Cuando Pablo llegó a este punto en su defensa, Festo gritó: —¡Pablo, estás loco! Tanto estudio te ha enloquecido.</w:t>
       </w:r>
     </w:p>
     <w:p>
@@ -19619,7 +19619,7 @@
         <w:rPr>
           <w:lang w:val="es_ES" w:bidi="es_ES"/>
         </w:rPr>
-        <w:t xml:space="preserve"> Pablo contestó:—No estoy loco, excelentísimo Festo. Lo que digo es verdad y tiene pleno sentido.</w:t>
+        <w:t xml:space="preserve"> Pablo contestó: —No estoy loco, excelentísimo Festo. Lo que digo es verdad y tiene pleno sentido.</w:t>
       </w:r>
     </w:p>
     <w:p>
@@ -19682,7 +19682,7 @@
         <w:rPr>
           <w:lang w:val="es_ES" w:bidi="es_ES"/>
         </w:rPr>
-        <w:t xml:space="preserve"> Agripa le dijo:—Con qué poco me convences de hacerme cristiano.</w:t>
+        <w:t xml:space="preserve"> Agripa le dijo: —Con qué poco me convences de hacerme cristiano.</w:t>
       </w:r>
     </w:p>
     <w:p>
@@ -19703,7 +19703,7 @@
         <w:rPr>
           <w:lang w:val="es_ES" w:bidi="es_ES"/>
         </w:rPr>
-        <w:t xml:space="preserve"> Pablo respondió:—Le pido a Dios que, con poco o con mucho, tú y todos los que hoy me escuchan lleguen a ser como yo, pero sin estas cadenas.</w:t>
+        <w:t xml:space="preserve"> Pablo respondió: —Le pido a Dios que, con poco o con mucho, tú y todos los que hoy me escuchan lleguen a ser como yo, pero sin estas cadenas.</w:t>
       </w:r>
     </w:p>
     <w:p>
@@ -19745,7 +19745,7 @@
         <w:rPr>
           <w:lang w:val="es_ES" w:bidi="es_ES"/>
         </w:rPr>
-        <w:t xml:space="preserve"> Mientras salían, hablaban entre ellos y decían:—Este hombre no ha hecho nada que merezca la muerte ni la cárcel.</w:t>
+        <w:t xml:space="preserve"> Mientras salían, hablaban entre ellos y decían: —Este hombre no ha hecho nada que merezca la muerte ni la cárcel.</w:t>
       </w:r>
     </w:p>
     <w:p>
@@ -19766,7 +19766,7 @@
         <w:rPr>
           <w:lang w:val="es_ES" w:bidi="es_ES"/>
         </w:rPr>
-        <w:t xml:space="preserve"> Agripa le dijo a Festo:—Podríamos dejarlo libre si no hubiera apelado al césar.</w:t>
+        <w:t xml:space="preserve"> Agripa le dijo a Festo: —Podríamos dejarlo libre si no hubiera apelado al césar.</w:t>
       </w:r>
     </w:p>
     <w:p>
@@ -19971,7 +19971,7 @@
         <w:rPr>
           <w:lang w:val="es_ES" w:bidi="es_ES"/>
         </w:rPr>
-        <w:t xml:space="preserve"> Habíamos perdido mucho tiempo y era peligroso seguir navegando porque ya había pasado el día del ayuno. Entonces Pablo les advirtió:</w:t>
+        <w:t xml:space="preserve"> Habíamos perdido mucho tiempo y era peligroso seguir navegando. Ya había pasado el ayuno que se celebraba para el día del perdón, y se acercaba el invierno. Entonces Pablo les advirtió:</w:t>
       </w:r>
     </w:p>
     <w:p>
@@ -20286,7 +20286,7 @@
         <w:rPr>
           <w:lang w:val="es_ES" w:bidi="es_ES"/>
         </w:rPr>
-        <w:t xml:space="preserve"> El ángel me dijo: "No tengas miedo, Pablo. Tienes que presentarte ante el césar. Y por causa tuya, Dios salvará la vida de todos los que navegan contigo".</w:t>
+        <w:t xml:space="preserve"> El ángel me dijo: “No tengas miedo, Pablo. Tienes que presentarte ante el césar. Y por causa tuya, Dios salvará la vida de todos los que navegan contigo”.</w:t>
       </w:r>
     </w:p>
     <w:p>
@@ -20433,7 +20433,7 @@
         <w:rPr>
           <w:lang w:val="es_ES" w:bidi="es_ES"/>
         </w:rPr>
-        <w:t xml:space="preserve"> Pero Pablo les dijo al capitán romano y a los soldados:—Si ellos no se quedan en el barco, ustedes no podrán salvarse.</w:t>
+        <w:t xml:space="preserve"> Pero Pablo les dijo al capitán romano y a los soldados: —Si ellos no se quedan en el barco, ustedes no podrán salvarse.</w:t>
       </w:r>
     </w:p>
     <w:p>
@@ -20475,7 +20475,7 @@
         <w:rPr>
           <w:lang w:val="es_ES" w:bidi="es_ES"/>
         </w:rPr>
-        <w:t xml:space="preserve"> Cuando estaba a punto de amanecer, Pablo los animó a comer y les dijo:—Con tanta angustia, llevan ya 14 días sin comer nada.</w:t>
+        <w:t xml:space="preserve"> Cuando estaba a punto de amanecer, Pablo los animó a comer y les dijo: —Con tanta angustia, llevan ya 14 días sin comer nada.</w:t>
       </w:r>
     </w:p>
     <w:p>
@@ -20685,7 +20685,7 @@
         <w:rPr>
           <w:lang w:val="es_ES" w:bidi="es_ES"/>
         </w:rPr>
-        <w:t xml:space="preserve"> Pero el capitán romano quería salvar la vida de Pablo, así que no lo permitió. Ordenó que los que supieran nadar se lanzaran primero al agua y llegaran a tierra,</w:t>
+        <w:t xml:space="preserve"> Pero el capitán romano quería salvar la vida de Pablo, así que no lo permitió. Ordenó que los que supieran nadar se lanzaran primero al agua y llegaran a tierra.</w:t>
       </w:r>
     </w:p>
     <w:p>
@@ -20706,7 +20706,7 @@
         <w:rPr>
           <w:lang w:val="es_ES" w:bidi="es_ES"/>
         </w:rPr>
-        <w:t xml:space="preserve"> y que los demás salieran agarrados de tablas o de restos del barco. Así fue como todos llegamos sanos y salvos a tierra.</w:t>
+        <w:t xml:space="preserve"> Ordenó que los demás salieran agarrados de tablas o de restos del barco. Así fue como todos llegamos sanos y salvos a tierra.</w:t>
       </w:r>
     </w:p>
     <w:p>
@@ -20806,7 +20806,7 @@
         <w:rPr>
           <w:lang w:val="es_ES" w:bidi="es_ES"/>
         </w:rPr>
-        <w:t xml:space="preserve"> Los habitantes de la isla, al ver la víbora colgando de la mano de Pablo, se decían unos a otros:—Sin duda este hombre es un asesino. Aunque se salvó del mar, la justicia divina no lo deja vivir.</w:t>
+        <w:t xml:space="preserve"> Los habitantes de la isla, al ver la víbora colgando de la mano de Pablo, se decían unos a otros: —Sin duda este hombre es un asesino. Aunque se salvó del mar, la justicia divina no lo deja vivir.</w:t>
       </w:r>
     </w:p>
     <w:p>
@@ -20848,7 +20848,7 @@
         <w:rPr>
           <w:lang w:val="es_ES" w:bidi="es_ES"/>
         </w:rPr>
-        <w:t xml:space="preserve"> La gente esperaba que se le hinchara la mano o que cayera muerto de repente. Pero después de esperar un buen rato y ver que no le pasaba nada, cambiaron de opinión y dijeron que era un dios.</w:t>
+        <w:t xml:space="preserve"> La gente esperaba que se le hinchara la mano o que cayera muerto de repente. Pero después de esperar un buen rato y ver que no le pasaba nada, cambiaron de opinión. Dijeron que era un dios.</w:t>
       </w:r>
     </w:p>
     <w:p>
@@ -21079,7 +21079,7 @@
         <w:rPr>
           <w:lang w:val="es_ES" w:bidi="es_ES"/>
         </w:rPr>
-        <w:t xml:space="preserve"> Pasados 3 días, Pablo reunió a los líderes judíos y les dijo:—Hermanos, no he hecho nada contra nuestro pueblo ni contra las costumbres de nuestros antepasados. Sin embargo, me arrestaron en Jerusalén y me entregaron a los romanos.</w:t>
+        <w:t xml:space="preserve"> Pasados 3 días, Pablo reunió a los líderes judíos y les dijo: —Hermanos, no he hecho nada contra nuestro pueblo ni contra las costumbres de nuestros antepasados. Sin embargo, me arrestaron en Jerusalén y me entregaron a los romanos.</w:t>
       </w:r>
     </w:p>
     <w:p>
@@ -21142,7 +21142,7 @@
         <w:rPr>
           <w:lang w:val="es_ES" w:bidi="es_ES"/>
         </w:rPr>
-        <w:t xml:space="preserve"> Por eso les he pedido que vengan para verlos y hablar con ustedes. Si llevo estas cadenas, es precisamente por la esperanza de Israel.</w:t>
+        <w:t xml:space="preserve"> Por eso les he pedido que vengan, para verlos y hablar con ustedes. Si llevo estas cadenas, es precisamente por la esperanza de Israel.</w:t>
       </w:r>
     </w:p>
     <w:p>
@@ -21184,7 +21184,7 @@
         <w:rPr>
           <w:lang w:val="es_ES" w:bidi="es_ES"/>
         </w:rPr>
-        <w:t xml:space="preserve"> Pero queremos escuchar tu punto de vista, porque lo único que sabemos de esa secta es que en todas partes hablan en contra de ella.</w:t>
+        <w:t xml:space="preserve"> Pero queremos escuchar tu punto de vista. Lo único que sabemos de esa secta es que en todas partes hablan en contra de ella.</w:t>
       </w:r>
     </w:p>
     <w:p>
@@ -21247,7 +21247,7 @@
         <w:rPr>
           <w:lang w:val="es_ES" w:bidi="es_ES"/>
         </w:rPr>
-        <w:t xml:space="preserve"> Como no lograron ponerse de acuerdo, comenzaron a irse. Antes de que se fueran, Pablo les dijo:—Con razón el Espíritu Santo habló a sus antepasados por medio del profeta Isaías cuando dijo:</w:t>
+        <w:t xml:space="preserve"> Como no lograron ponerse de acuerdo, comenzaron a irse. Antes de que se fueran, Pablo les dijo: —Con razón el Espíritu Santo habló a sus antepasados por medio del profeta Isaías cuando dijo:</w:t>
       </w:r>
     </w:p>
     <w:p>
@@ -21289,28 +21289,28 @@
         <w:rPr>
           <w:lang w:val="es_ES" w:bidi="es_ES"/>
         </w:rPr>
-        <w:t xml:space="preserve"> Endurece el corazón de este pueblo; cierra sus oídos y tapa sus ojos. No sea que vean con los ojos, oigan con los oídos, entiendan con el corazón, se conviertan y yo los sane".</w:t>
-      </w:r>
-    </w:p>
-    <w:p>
-      <w:pPr/>
-      <w:r>
-        <w:rPr>
-          <w:lang w:val="es_ES" w:bidi="es_ES"/>
-        </w:rPr>
-      </w:r>
-      <w:r>
-        <w:rPr>
-          <w:vertAlign w:val="superscript"/>
-          <w:lang w:val="es_ES" w:bidi="es_ES"/>
-        </w:rPr>
-        <w:t>29</w:t>
-      </w:r>
-      <w:r>
-        <w:rPr>
-          <w:lang w:val="es_ES" w:bidi="es_ES"/>
-        </w:rPr>
-        <w:t xml:space="preserve"> Por eso, quiero que sepan que esta salvación de Dios ha sido enviada a los que no son judíos, y ellos sí la recibirán.1</w:t>
+        <w:t xml:space="preserve"> Endurece el corazón de este pueblo; cierra sus oídos y tapa sus ojos. No sea que vean con los ojos, oigan con los oídos, entiendan con el corazón, se conviertan y yo los sane”.</w:t>
+      </w:r>
+    </w:p>
+    <w:p>
+      <w:pPr/>
+      <w:r>
+        <w:rPr>
+          <w:lang w:val="es_ES" w:bidi="es_ES"/>
+        </w:rPr>
+      </w:r>
+      <w:r>
+        <w:rPr>
+          <w:vertAlign w:val="superscript"/>
+          <w:lang w:val="es_ES" w:bidi="es_ES"/>
+        </w:rPr>
+        <w:t>28-29</w:t>
+      </w:r>
+      <w:r>
+        <w:rPr>
+          <w:lang w:val="es_ES" w:bidi="es_ES"/>
+        </w:rPr>
+        <w:t xml:space="preserve"> Por eso, quiero que sepan que esta salvación de Dios ha sido enviada a los que no son judíos, y ellos sí la recibirán.</w:t>
       </w:r>
     </w:p>
     <w:p>
